--- a/project_submission/reports/IBM_HR_Attrition_ProjectReport.docx
+++ b/project_submission/reports/IBM_HR_Attrition_ProjectReport.docx
@@ -4,14 +4,10 @@
   <w:body>
     <w:p>
       <w:pPr>
-        <w:jc w:val="center"/>
+        <w:pStyle w:val="Title"/>
       </w:pPr>
       <w:r>
-        <w:rPr>
-          <w:b/>
-          <w:sz w:val="44"/>
-        </w:rPr>
-        <w:t>IBM HR Employee Attrition Analytics</w:t>
+        <w:t>IBM HR Attrition Analytics — Project Report</w:t>
       </w:r>
     </w:p>
     <w:p>
@@ -19,15 +15,7 @@
         <w:jc w:val="center"/>
       </w:pPr>
       <w:r>
-        <w:rPr>
-          <w:i/>
-        </w:rPr>
-        <w:t>End-to-end data preparation, exploratory analysis, and attrition prioritization</w:t>
-      </w:r>
-    </w:p>
-    <w:p>
-      <w:r>
-        <w:t>Dataset reference: Kaggle — IBM HR Employee Attrition Analysis. This report adapts the supplied project roadmap from e-commerce to workforce retention.</w:t>
+        <w:t>Dynamic, CSV-driven HR attrition analytics project</w:t>
       </w:r>
     </w:p>
     <w:p>
@@ -35,17 +23,12 @@
         <w:pStyle w:val="Heading1"/>
       </w:pPr>
       <w:r>
-        <w:t>1. Executive Summary</w:t>
+        <w:t>1. Project Overview</w:t>
       </w:r>
     </w:p>
     <w:p>
       <w:r>
-        <w:t>The dataset contains 1,470 employee records and an observed attrition rate of 16.12%. The analysis identifies overtime, early-career tenure, lower satisfaction signals, limited stock-option coverage, and mobility/commute context as useful prioritization signals. Overtime is the clearest descriptive split: the observed attrition rate is 30.5% for employees working overtime versus 10.4% for those who do not.</w:t>
-      </w:r>
-    </w:p>
-    <w:p>
-      <w:r>
-        <w:t>The Logistic Regression model is intentionally explainable and evaluated on a held-out stratified test set. Its probabilities are used to focus human review and retention conversations; they are not causal explanations and must not be used as automatic employment decisions.</w:t>
+        <w:t>This project analyzes employee attrition from a CSV dataset. The complete workflow is designed to be data-driven: when a different compatible CSV is uploaded, the dataset summary, charts, model metrics, employee risk scores, and report outputs are recalculated.</w:t>
       </w:r>
     </w:p>
     <w:p>
@@ -53,44 +36,51 @@
         <w:pStyle w:val="Heading1"/>
       </w:pPr>
       <w:r>
-        <w:t>2. Problem Statement and Objectives</w:t>
+        <w:t>2. CSV and Dataset Details</w:t>
+      </w:r>
+    </w:p>
+    <w:p>
+      <w:pPr>
+        <w:jc w:val="center"/>
+      </w:pPr>
+      <w:r>
+        <w:drawing>
+          <wp:inline xmlns:a="http://schemas.openxmlformats.org/drawingml/2006/main" xmlns:pic="http://schemas.openxmlformats.org/drawingml/2006/picture">
+            <wp:extent cx="6126480" cy="3101781"/>
+            <wp:docPr id="1" name="Picture 1"/>
+            <wp:cNvGraphicFramePr>
+              <a:graphicFrameLocks noChangeAspect="1"/>
+            </wp:cNvGraphicFramePr>
+            <a:graphic>
+              <a:graphicData uri="http://schemas.openxmlformats.org/drawingml/2006/picture">
+                <pic:pic>
+                  <pic:nvPicPr>
+                    <pic:cNvPr id="0" name="07_project_and_csv_details.png"/>
+                    <pic:cNvPicPr/>
+                  </pic:nvPicPr>
+                  <pic:blipFill>
+                    <a:blip r:embed="rId9"/>
+                    <a:stretch>
+                      <a:fillRect/>
+                    </a:stretch>
+                  </pic:blipFill>
+                  <pic:spPr>
+                    <a:xfrm>
+                      <a:off x="0" y="0"/>
+                      <a:ext cx="6126480" cy="3101781"/>
+                    </a:xfrm>
+                    <a:prstGeom prst="rect"/>
+                  </pic:spPr>
+                </pic:pic>
+              </a:graphicData>
+            </a:graphic>
+          </wp:inline>
+        </w:drawing>
       </w:r>
     </w:p>
     <w:p>
       <w:r>
-        <w:t>Organizations need an evidence-based way to understand where attrition is concentrated and which employee groups warrant a closer retention conversation. This project addresses that need by cleaning the IBM HR dataset, quantifying descriptive drivers, training a transparent baseline classifier, and surfacing a ranked review queue.</w:t>
-      </w:r>
-    </w:p>
-    <w:p>
-      <w:pPr>
-        <w:pStyle w:val="ListBullet"/>
-      </w:pPr>
-      <w:r>
-        <w:t>Standardize the Kaggle export and document data quality.</w:t>
-      </w:r>
-    </w:p>
-    <w:p>
-      <w:pPr>
-        <w:pStyle w:val="ListBullet"/>
-      </w:pPr>
-      <w:r>
-        <w:t>Compare attrition across departments, roles, overtime, tenure, satisfaction, and mobility context.</w:t>
-      </w:r>
-    </w:p>
-    <w:p>
-      <w:pPr>
-        <w:pStyle w:val="ListBullet"/>
-      </w:pPr>
-      <w:r>
-        <w:t>Separate model inputs from the target and evaluate on held-out data.</w:t>
-      </w:r>
-    </w:p>
-    <w:p>
-      <w:pPr>
-        <w:pStyle w:val="ListBullet"/>
-      </w:pPr>
-      <w:r>
-        <w:t>Produce operational risk tiers with a clear human-review guardrail.</w:t>
+        <w:t>The supplied CSV contains 1,470 rows and 35 columns. The attrition target is the 'Attrition' column with values ['No', 'Yes']. The notebook includes validation and the backend accepts CSV upload so analysis can be refreshed for a new file.</w:t>
       </w:r>
     </w:p>
     <w:p>
@@ -98,12 +88,282 @@
         <w:pStyle w:val="Heading1"/>
       </w:pPr>
       <w:r>
-        <w:t>3. Dataset Overview and Data Dictionary</w:t>
+        <w:t>3. Current Analysis Results</w:t>
+      </w:r>
+    </w:p>
+    <w:p>
+      <w:pPr>
+        <w:jc w:val="center"/>
+      </w:pPr>
+      <w:r>
+        <w:drawing>
+          <wp:inline xmlns:a="http://schemas.openxmlformats.org/drawingml/2006/main" xmlns:pic="http://schemas.openxmlformats.org/drawingml/2006/picture">
+            <wp:extent cx="6126480" cy="3171673"/>
+            <wp:docPr id="2" name="Picture 2"/>
+            <wp:cNvGraphicFramePr>
+              <a:graphicFrameLocks noChangeAspect="1"/>
+            </wp:cNvGraphicFramePr>
+            <a:graphic>
+              <a:graphicData uri="http://schemas.openxmlformats.org/drawingml/2006/picture">
+                <pic:pic>
+                  <pic:nvPicPr>
+                    <pic:cNvPr id="0" name="06_analysis_results_summary.png"/>
+                    <pic:cNvPicPr/>
+                  </pic:nvPicPr>
+                  <pic:blipFill>
+                    <a:blip r:embed="rId10"/>
+                    <a:stretch>
+                      <a:fillRect/>
+                    </a:stretch>
+                  </pic:blipFill>
+                  <pic:spPr>
+                    <a:xfrm>
+                      <a:off x="0" y="0"/>
+                      <a:ext cx="6126480" cy="3171673"/>
+                    </a:xfrm>
+                    <a:prstGeom prst="rect"/>
+                  </pic:spPr>
+                </pic:pic>
+              </a:graphicData>
+            </a:graphic>
+          </wp:inline>
+        </w:drawing>
+      </w:r>
+    </w:p>
+    <w:p>
+      <w:pPr>
+        <w:pStyle w:val="Heading1"/>
+      </w:pPr>
+      <w:r>
+        <w:t>4. Graphical Analysis</w:t>
       </w:r>
     </w:p>
     <w:p>
       <w:r>
-        <w:t>The source has 1,470 rows and 35 source fields. There are no missing values in the downloaded file, but the pipeline still contains explicit missing-value handling for portability.</w:t>
+        <w:t>01 Attrition By Tenure</w:t>
+      </w:r>
+    </w:p>
+    <w:p>
+      <w:pPr>
+        <w:jc w:val="center"/>
+      </w:pPr>
+      <w:r>
+        <w:drawing>
+          <wp:inline xmlns:a="http://schemas.openxmlformats.org/drawingml/2006/main" xmlns:pic="http://schemas.openxmlformats.org/drawingml/2006/picture">
+            <wp:extent cx="5943600" cy="3714750"/>
+            <wp:docPr id="3" name="Picture 3"/>
+            <wp:cNvGraphicFramePr>
+              <a:graphicFrameLocks noChangeAspect="1"/>
+            </wp:cNvGraphicFramePr>
+            <a:graphic>
+              <a:graphicData uri="http://schemas.openxmlformats.org/drawingml/2006/picture">
+                <pic:pic>
+                  <pic:nvPicPr>
+                    <pic:cNvPr id="0" name="01_attrition_by_tenure.png"/>
+                    <pic:cNvPicPr/>
+                  </pic:nvPicPr>
+                  <pic:blipFill>
+                    <a:blip r:embed="rId11"/>
+                    <a:stretch>
+                      <a:fillRect/>
+                    </a:stretch>
+                  </pic:blipFill>
+                  <pic:spPr>
+                    <a:xfrm>
+                      <a:off x="0" y="0"/>
+                      <a:ext cx="5943600" cy="3714750"/>
+                    </a:xfrm>
+                    <a:prstGeom prst="rect"/>
+                  </pic:spPr>
+                </pic:pic>
+              </a:graphicData>
+            </a:graphic>
+          </wp:inline>
+        </w:drawing>
+      </w:r>
+    </w:p>
+    <w:p>
+      <w:r>
+        <w:t>02 Attrition By Department</w:t>
+      </w:r>
+    </w:p>
+    <w:p>
+      <w:pPr>
+        <w:jc w:val="center"/>
+      </w:pPr>
+      <w:r>
+        <w:drawing>
+          <wp:inline xmlns:a="http://schemas.openxmlformats.org/drawingml/2006/main" xmlns:pic="http://schemas.openxmlformats.org/drawingml/2006/picture">
+            <wp:extent cx="5943600" cy="3714750"/>
+            <wp:docPr id="4" name="Picture 4"/>
+            <wp:cNvGraphicFramePr>
+              <a:graphicFrameLocks noChangeAspect="1"/>
+            </wp:cNvGraphicFramePr>
+            <a:graphic>
+              <a:graphicData uri="http://schemas.openxmlformats.org/drawingml/2006/picture">
+                <pic:pic>
+                  <pic:nvPicPr>
+                    <pic:cNvPr id="0" name="02_attrition_by_department.png"/>
+                    <pic:cNvPicPr/>
+                  </pic:nvPicPr>
+                  <pic:blipFill>
+                    <a:blip r:embed="rId12"/>
+                    <a:stretch>
+                      <a:fillRect/>
+                    </a:stretch>
+                  </pic:blipFill>
+                  <pic:spPr>
+                    <a:xfrm>
+                      <a:off x="0" y="0"/>
+                      <a:ext cx="5943600" cy="3714750"/>
+                    </a:xfrm>
+                    <a:prstGeom prst="rect"/>
+                  </pic:spPr>
+                </pic:pic>
+              </a:graphicData>
+            </a:graphic>
+          </wp:inline>
+        </w:drawing>
+      </w:r>
+    </w:p>
+    <w:p>
+      <w:r>
+        <w:t>03 Attrition By Overtime</w:t>
+      </w:r>
+    </w:p>
+    <w:p>
+      <w:pPr>
+        <w:jc w:val="center"/>
+      </w:pPr>
+      <w:r>
+        <w:drawing>
+          <wp:inline xmlns:a="http://schemas.openxmlformats.org/drawingml/2006/main" xmlns:pic="http://schemas.openxmlformats.org/drawingml/2006/picture">
+            <wp:extent cx="5943600" cy="3714750"/>
+            <wp:docPr id="5" name="Picture 5"/>
+            <wp:cNvGraphicFramePr>
+              <a:graphicFrameLocks noChangeAspect="1"/>
+            </wp:cNvGraphicFramePr>
+            <a:graphic>
+              <a:graphicData uri="http://schemas.openxmlformats.org/drawingml/2006/picture">
+                <pic:pic>
+                  <pic:nvPicPr>
+                    <pic:cNvPr id="0" name="03_attrition_by_overtime.png"/>
+                    <pic:cNvPicPr/>
+                  </pic:nvPicPr>
+                  <pic:blipFill>
+                    <a:blip r:embed="rId13"/>
+                    <a:stretch>
+                      <a:fillRect/>
+                    </a:stretch>
+                  </pic:blipFill>
+                  <pic:spPr>
+                    <a:xfrm>
+                      <a:off x="0" y="0"/>
+                      <a:ext cx="5943600" cy="3714750"/>
+                    </a:xfrm>
+                    <a:prstGeom prst="rect"/>
+                  </pic:spPr>
+                </pic:pic>
+              </a:graphicData>
+            </a:graphic>
+          </wp:inline>
+        </w:drawing>
+      </w:r>
+    </w:p>
+    <w:p>
+      <w:r>
+        <w:t>04 Attrition By Role</w:t>
+      </w:r>
+    </w:p>
+    <w:p>
+      <w:pPr>
+        <w:jc w:val="center"/>
+      </w:pPr>
+      <w:r>
+        <w:drawing>
+          <wp:inline xmlns:a="http://schemas.openxmlformats.org/drawingml/2006/main" xmlns:pic="http://schemas.openxmlformats.org/drawingml/2006/picture">
+            <wp:extent cx="5943600" cy="3714750"/>
+            <wp:docPr id="6" name="Picture 6"/>
+            <wp:cNvGraphicFramePr>
+              <a:graphicFrameLocks noChangeAspect="1"/>
+            </wp:cNvGraphicFramePr>
+            <a:graphic>
+              <a:graphicData uri="http://schemas.openxmlformats.org/drawingml/2006/picture">
+                <pic:pic>
+                  <pic:nvPicPr>
+                    <pic:cNvPr id="0" name="04_attrition_by_role.png"/>
+                    <pic:cNvPicPr/>
+                  </pic:nvPicPr>
+                  <pic:blipFill>
+                    <a:blip r:embed="rId14"/>
+                    <a:stretch>
+                      <a:fillRect/>
+                    </a:stretch>
+                  </pic:blipFill>
+                  <pic:spPr>
+                    <a:xfrm>
+                      <a:off x="0" y="0"/>
+                      <a:ext cx="5943600" cy="3714750"/>
+                    </a:xfrm>
+                    <a:prstGeom prst="rect"/>
+                  </pic:spPr>
+                </pic:pic>
+              </a:graphicData>
+            </a:graphic>
+          </wp:inline>
+        </w:drawing>
+      </w:r>
+    </w:p>
+    <w:p>
+      <w:r>
+        <w:t>05 Attrition Split Overtime</w:t>
+      </w:r>
+    </w:p>
+    <w:p>
+      <w:pPr>
+        <w:jc w:val="center"/>
+      </w:pPr>
+      <w:r>
+        <w:drawing>
+          <wp:inline xmlns:a="http://schemas.openxmlformats.org/drawingml/2006/main" xmlns:pic="http://schemas.openxmlformats.org/drawingml/2006/picture">
+            <wp:extent cx="5943600" cy="4245429"/>
+            <wp:docPr id="7" name="Picture 7"/>
+            <wp:cNvGraphicFramePr>
+              <a:graphicFrameLocks noChangeAspect="1"/>
+            </wp:cNvGraphicFramePr>
+            <a:graphic>
+              <a:graphicData uri="http://schemas.openxmlformats.org/drawingml/2006/picture">
+                <pic:pic>
+                  <pic:nvPicPr>
+                    <pic:cNvPr id="0" name="05_attrition_split_overtime.png"/>
+                    <pic:cNvPicPr/>
+                  </pic:nvPicPr>
+                  <pic:blipFill>
+                    <a:blip r:embed="rId15"/>
+                    <a:stretch>
+                      <a:fillRect/>
+                    </a:stretch>
+                  </pic:blipFill>
+                  <pic:spPr>
+                    <a:xfrm>
+                      <a:off x="0" y="0"/>
+                      <a:ext cx="5943600" cy="4245429"/>
+                    </a:xfrm>
+                    <a:prstGeom prst="rect"/>
+                  </pic:spPr>
+                </pic:pic>
+              </a:graphicData>
+            </a:graphic>
+          </wp:inline>
+        </w:drawing>
+      </w:r>
+    </w:p>
+    <w:p>
+      <w:pPr>
+        <w:pStyle w:val="Heading1"/>
+      </w:pPr>
+      <w:r>
+        <w:t>5. Model Results</w:t>
       </w:r>
     </w:p>
     <w:tbl>
@@ -113,751 +373,13 @@
         <w:tblLook w:firstColumn="1" w:firstRow="1" w:lastColumn="0" w:lastRow="0" w:noHBand="0" w:noVBand="1" w:val="04A0"/>
       </w:tblPr>
       <w:tblGrid>
-        <w:gridCol w:w="2520"/>
-        <w:gridCol w:w="2520"/>
-        <w:gridCol w:w="2520"/>
-        <w:gridCol w:w="2520"/>
+        <w:gridCol w:w="4320"/>
+        <w:gridCol w:w="4320"/>
       </w:tblGrid>
       <w:tr>
         <w:tc>
           <w:tcPr>
-            <w:tcW w:type="dxa" w:w="2520"/>
-          </w:tcPr>
-          <w:p>
-            <w:r>
-              <w:t>Field</w:t>
-            </w:r>
-          </w:p>
-        </w:tc>
-        <w:tc>
-          <w:tcPr>
-            <w:tcW w:type="dxa" w:w="2520"/>
-          </w:tcPr>
-          <w:p>
-            <w:r>
-              <w:t>Type</w:t>
-            </w:r>
-          </w:p>
-        </w:tc>
-        <w:tc>
-          <w:tcPr>
-            <w:tcW w:type="dxa" w:w="2520"/>
-          </w:tcPr>
-          <w:p>
-            <w:r>
-              <w:t>Role</w:t>
-            </w:r>
-          </w:p>
-        </w:tc>
-        <w:tc>
-          <w:tcPr>
-            <w:tcW w:type="dxa" w:w="2520"/>
-          </w:tcPr>
-          <w:p>
-            <w:r>
-              <w:t>Meaning</w:t>
-            </w:r>
-          </w:p>
-        </w:tc>
-      </w:tr>
-      <w:tr>
-        <w:tc>
-          <w:tcPr>
-            <w:tcW w:type="dxa" w:w="2520"/>
-          </w:tcPr>
-          <w:p>
-            <w:r>
-              <w:t>Attrition</w:t>
-            </w:r>
-          </w:p>
-        </w:tc>
-        <w:tc>
-          <w:tcPr>
-            <w:tcW w:type="dxa" w:w="2520"/>
-          </w:tcPr>
-          <w:p>
-            <w:r>
-              <w:t>Categorical</w:t>
-            </w:r>
-          </w:p>
-        </w:tc>
-        <w:tc>
-          <w:tcPr>
-            <w:tcW w:type="dxa" w:w="2520"/>
-          </w:tcPr>
-          <w:p>
-            <w:r>
-              <w:t>Target</w:t>
-            </w:r>
-          </w:p>
-        </w:tc>
-        <w:tc>
-          <w:tcPr>
-            <w:tcW w:type="dxa" w:w="2520"/>
-          </w:tcPr>
-          <w:p>
-            <w:r>
-              <w:t>Historical Yes/No attrition label</w:t>
-            </w:r>
-          </w:p>
-        </w:tc>
-      </w:tr>
-      <w:tr>
-        <w:tc>
-          <w:tcPr>
-            <w:tcW w:type="dxa" w:w="2520"/>
-          </w:tcPr>
-          <w:p>
-            <w:r>
-              <w:t>EmployeeNumber</w:t>
-            </w:r>
-          </w:p>
-        </w:tc>
-        <w:tc>
-          <w:tcPr>
-            <w:tcW w:type="dxa" w:w="2520"/>
-          </w:tcPr>
-          <w:p>
-            <w:r>
-              <w:t>Identifier</w:t>
-            </w:r>
-          </w:p>
-        </w:tc>
-        <w:tc>
-          <w:tcPr>
-            <w:tcW w:type="dxa" w:w="2520"/>
-          </w:tcPr>
-          <w:p>
-            <w:r>
-              <w:t>Key</w:t>
-            </w:r>
-          </w:p>
-        </w:tc>
-        <w:tc>
-          <w:tcPr>
-            <w:tcW w:type="dxa" w:w="2520"/>
-          </w:tcPr>
-          <w:p>
-            <w:r>
-              <w:t>Employee identifier</w:t>
-            </w:r>
-          </w:p>
-        </w:tc>
-      </w:tr>
-      <w:tr>
-        <w:tc>
-          <w:tcPr>
-            <w:tcW w:type="dxa" w:w="2520"/>
-          </w:tcPr>
-          <w:p>
-            <w:r>
-              <w:t>Department / JobRole</w:t>
-            </w:r>
-          </w:p>
-        </w:tc>
-        <w:tc>
-          <w:tcPr>
-            <w:tcW w:type="dxa" w:w="2520"/>
-          </w:tcPr>
-          <w:p>
-            <w:r>
-              <w:t>Categorical</w:t>
-            </w:r>
-          </w:p>
-        </w:tc>
-        <w:tc>
-          <w:tcPr>
-            <w:tcW w:type="dxa" w:w="2520"/>
-          </w:tcPr>
-          <w:p>
-            <w:r>
-              <w:t>Segment</w:t>
-            </w:r>
-          </w:p>
-        </w:tc>
-        <w:tc>
-          <w:tcPr>
-            <w:tcW w:type="dxa" w:w="2520"/>
-          </w:tcPr>
-          <w:p>
-            <w:r>
-              <w:t>Organizational context</w:t>
-            </w:r>
-          </w:p>
-        </w:tc>
-      </w:tr>
-      <w:tr>
-        <w:tc>
-          <w:tcPr>
-            <w:tcW w:type="dxa" w:w="2520"/>
-          </w:tcPr>
-          <w:p>
-            <w:r>
-              <w:t>OverTime</w:t>
-            </w:r>
-          </w:p>
-        </w:tc>
-        <w:tc>
-          <w:tcPr>
-            <w:tcW w:type="dxa" w:w="2520"/>
-          </w:tcPr>
-          <w:p>
-            <w:r>
-              <w:t>Categorical</w:t>
-            </w:r>
-          </w:p>
-        </w:tc>
-        <w:tc>
-          <w:tcPr>
-            <w:tcW w:type="dxa" w:w="2520"/>
-          </w:tcPr>
-          <w:p>
-            <w:r>
-              <w:t>Driver</w:t>
-            </w:r>
-          </w:p>
-        </w:tc>
-        <w:tc>
-          <w:tcPr>
-            <w:tcW w:type="dxa" w:w="2520"/>
-          </w:tcPr>
-          <w:p>
-            <w:r>
-              <w:t>Work pattern signal</w:t>
-            </w:r>
-          </w:p>
-        </w:tc>
-      </w:tr>
-      <w:tr>
-        <w:tc>
-          <w:tcPr>
-            <w:tcW w:type="dxa" w:w="2520"/>
-          </w:tcPr>
-          <w:p>
-            <w:r>
-              <w:t>MonthlyIncome</w:t>
-            </w:r>
-          </w:p>
-        </w:tc>
-        <w:tc>
-          <w:tcPr>
-            <w:tcW w:type="dxa" w:w="2520"/>
-          </w:tcPr>
-          <w:p>
-            <w:r>
-              <w:t>Numeric</w:t>
-            </w:r>
-          </w:p>
-        </w:tc>
-        <w:tc>
-          <w:tcPr>
-            <w:tcW w:type="dxa" w:w="2520"/>
-          </w:tcPr>
-          <w:p>
-            <w:r>
-              <w:t>Feature</w:t>
-            </w:r>
-          </w:p>
-        </w:tc>
-        <w:tc>
-          <w:tcPr>
-            <w:tcW w:type="dxa" w:w="2520"/>
-          </w:tcPr>
-          <w:p>
-            <w:r>
-              <w:t>Monthly income amount</w:t>
-            </w:r>
-          </w:p>
-        </w:tc>
-      </w:tr>
-      <w:tr>
-        <w:tc>
-          <w:tcPr>
-            <w:tcW w:type="dxa" w:w="2520"/>
-          </w:tcPr>
-          <w:p>
-            <w:r>
-              <w:t>YearsAtCompany</w:t>
-            </w:r>
-          </w:p>
-        </w:tc>
-        <w:tc>
-          <w:tcPr>
-            <w:tcW w:type="dxa" w:w="2520"/>
-          </w:tcPr>
-          <w:p>
-            <w:r>
-              <w:t>Numeric</w:t>
-            </w:r>
-          </w:p>
-        </w:tc>
-        <w:tc>
-          <w:tcPr>
-            <w:tcW w:type="dxa" w:w="2520"/>
-          </w:tcPr>
-          <w:p>
-            <w:r>
-              <w:t>Feature</w:t>
-            </w:r>
-          </w:p>
-        </w:tc>
-        <w:tc>
-          <w:tcPr>
-            <w:tcW w:type="dxa" w:w="2520"/>
-          </w:tcPr>
-          <w:p>
-            <w:r>
-              <w:t>Tenure at the company</w:t>
-            </w:r>
-          </w:p>
-        </w:tc>
-      </w:tr>
-      <w:tr>
-        <w:tc>
-          <w:tcPr>
-            <w:tcW w:type="dxa" w:w="2520"/>
-          </w:tcPr>
-          <w:p>
-            <w:r>
-              <w:t>JobSatisfaction / EnvironmentSatisfaction / WorkLifeBalance</w:t>
-            </w:r>
-          </w:p>
-        </w:tc>
-        <w:tc>
-          <w:tcPr>
-            <w:tcW w:type="dxa" w:w="2520"/>
-          </w:tcPr>
-          <w:p>
-            <w:r>
-              <w:t>Ordinal</w:t>
-            </w:r>
-          </w:p>
-        </w:tc>
-        <w:tc>
-          <w:tcPr>
-            <w:tcW w:type="dxa" w:w="2520"/>
-          </w:tcPr>
-          <w:p>
-            <w:r>
-              <w:t>Feature</w:t>
-            </w:r>
-          </w:p>
-        </w:tc>
-        <w:tc>
-          <w:tcPr>
-            <w:tcW w:type="dxa" w:w="2520"/>
-          </w:tcPr>
-          <w:p>
-            <w:r>
-              <w:t>1–4 satisfaction inputs</w:t>
-            </w:r>
-          </w:p>
-        </w:tc>
-      </w:tr>
-      <w:tr>
-        <w:tc>
-          <w:tcPr>
-            <w:tcW w:type="dxa" w:w="2520"/>
-          </w:tcPr>
-          <w:p>
-            <w:r>
-              <w:t>JobLevel / StockOptionLevel</w:t>
-            </w:r>
-          </w:p>
-        </w:tc>
-        <w:tc>
-          <w:tcPr>
-            <w:tcW w:type="dxa" w:w="2520"/>
-          </w:tcPr>
-          <w:p>
-            <w:r>
-              <w:t>Ordinal</w:t>
-            </w:r>
-          </w:p>
-        </w:tc>
-        <w:tc>
-          <w:tcPr>
-            <w:tcW w:type="dxa" w:w="2520"/>
-          </w:tcPr>
-          <w:p>
-            <w:r>
-              <w:t>Feature</w:t>
-            </w:r>
-          </w:p>
-        </w:tc>
-        <w:tc>
-          <w:tcPr>
-            <w:tcW w:type="dxa" w:w="2520"/>
-          </w:tcPr>
-          <w:p>
-            <w:r>
-              <w:t>Role level and equity context</w:t>
-            </w:r>
-          </w:p>
-        </w:tc>
-      </w:tr>
-    </w:tbl>
-    <w:p>
-      <w:pPr>
-        <w:pStyle w:val="Heading1"/>
-      </w:pPr>
-      <w:r>
-        <w:t>4. Phase 1 — Data Preprocessing</w:t>
-      </w:r>
-    </w:p>
-    <w:p>
-      <w:pPr>
-        <w:pStyle w:val="ListBullet"/>
-      </w:pPr>
-      <w:r>
-        <w:t>Removed duplicate rows and normalized the UTF-8 BOM in the first header.</w:t>
-      </w:r>
-    </w:p>
-    <w:p>
-      <w:pPr>
-        <w:pStyle w:val="ListBullet"/>
-      </w:pPr>
-      <w:r>
-        <w:t>Trimmed categorical text and replaced blank categorical values with Unknown.</w:t>
-      </w:r>
-    </w:p>
-    <w:p>
-      <w:pPr>
-        <w:pStyle w:val="ListBullet"/>
-      </w:pPr>
-      <w:r>
-        <w:t>Coerced numeric features and used medians for any future numeric missingness.</w:t>
-      </w:r>
-    </w:p>
-    <w:p>
-      <w:pPr>
-        <w:pStyle w:val="ListBullet"/>
-      </w:pPr>
-      <w:r>
-        <w:t>Created AttritionFlag = 1 when Attrition is Yes and 0 otherwise.</w:t>
-      </w:r>
-    </w:p>
-    <w:p>
-      <w:pPr>
-        <w:pStyle w:val="ListBullet"/>
-      </w:pPr>
-      <w:r>
-        <w:t>Preserved the original source fields and wrote a cleaned CSV to outputs/.</w:t>
-      </w:r>
-    </w:p>
-    <w:p>
-      <w:pPr>
-        <w:pStyle w:val="Heading1"/>
-      </w:pPr>
-      <w:r>
-        <w:t>5. Phase 2 — Exploratory Analysis</w:t>
-      </w:r>
-    </w:p>
-    <w:p>
-      <w:r>
-        <w:t>Each visualization is read using the required observation → insight → hypothesis → recommendation framework.</w:t>
-      </w:r>
-    </w:p>
-    <w:p>
-      <w:pPr>
-        <w:pStyle w:val="Heading3"/>
-      </w:pPr>
-      <w:r>
-        <w:t>Work pattern exposure</w:t>
-      </w:r>
-    </w:p>
-    <w:p>
-      <w:r>
-        <w:rPr>
-          <w:b/>
-        </w:rPr>
-        <w:t xml:space="preserve">Observation: </w:t>
-      </w:r>
-      <w:r>
-        <w:t>Observation: overtime employees show 30.5% observed attrition versus 10.4% without overtime.</w:t>
-      </w:r>
-    </w:p>
-    <w:p>
-      <w:r>
-        <w:rPr>
-          <w:b/>
-        </w:rPr>
-        <w:t xml:space="preserve">Insight: </w:t>
-      </w:r>
-      <w:r>
-        <w:t>Insight: workload and schedule sustainability are important retention lenses.</w:t>
-      </w:r>
-    </w:p>
-    <w:p>
-      <w:r>
-        <w:rPr>
-          <w:b/>
-        </w:rPr>
-        <w:t xml:space="preserve">Hypothesis: </w:t>
-      </w:r>
-      <w:r>
-        <w:t>Hypothesis: sustained overtime may reduce work-life balance or increase burnout risk.</w:t>
-      </w:r>
-    </w:p>
-    <w:p>
-      <w:r>
-        <w:rPr>
-          <w:b/>
-        </w:rPr>
-        <w:t xml:space="preserve">Recommendation: </w:t>
-      </w:r>
-      <w:r>
-        <w:t>Recommendation: review overtime concentration by role and manager, then test workload-balancing interventions.</w:t>
-      </w:r>
-    </w:p>
-    <w:p>
-      <w:pPr>
-        <w:pStyle w:val="Heading3"/>
-      </w:pPr>
-      <w:r>
-        <w:t>Department comparison</w:t>
-      </w:r>
-    </w:p>
-    <w:p>
-      <w:r>
-        <w:rPr>
-          <w:b/>
-        </w:rPr>
-        <w:t xml:space="preserve">Observation: </w:t>
-      </w:r>
-      <w:r>
-        <w:t>Observation: Sales has the highest observed department-level attrition rate in this dataset.</w:t>
-      </w:r>
-    </w:p>
-    <w:p>
-      <w:r>
-        <w:rPr>
-          <w:b/>
-        </w:rPr>
-        <w:t xml:space="preserve">Insight: </w:t>
-      </w:r>
-      <w:r>
-        <w:t>Insight: retention actions should be targeted rather than organization-wide by default.</w:t>
-      </w:r>
-    </w:p>
-    <w:p>
-      <w:r>
-        <w:rPr>
-          <w:b/>
-        </w:rPr>
-        <w:t xml:space="preserve">Hypothesis: </w:t>
-      </w:r>
-      <w:r>
-        <w:t>Hypothesis: local role mix, workload, and manager context may explain the difference.</w:t>
-      </w:r>
-    </w:p>
-    <w:p>
-      <w:r>
-        <w:rPr>
-          <w:b/>
-        </w:rPr>
-        <w:t xml:space="preserve">Recommendation: </w:t>
-      </w:r>
-      <w:r>
-        <w:t>Recommendation: pair department-level comparisons with role and sample-size context before acting.</w:t>
-      </w:r>
-    </w:p>
-    <w:p>
-      <w:pPr>
-        <w:pStyle w:val="Heading3"/>
-      </w:pPr>
-      <w:r>
-        <w:t>Job-role concentration</w:t>
-      </w:r>
-    </w:p>
-    <w:p>
-      <w:r>
-        <w:rPr>
-          <w:b/>
-        </w:rPr>
-        <w:t xml:space="preserve">Observation: </w:t>
-      </w:r>
-      <w:r>
-        <w:t>Observation: Sales Representative has the highest observed role-level attrition rate.</w:t>
-      </w:r>
-    </w:p>
-    <w:p>
-      <w:r>
-        <w:rPr>
-          <w:b/>
-        </w:rPr>
-        <w:t xml:space="preserve">Insight: </w:t>
-      </w:r>
-      <w:r>
-        <w:t>Insight: smaller role groups can carry disproportionately high risk signals.</w:t>
-      </w:r>
-    </w:p>
-    <w:p>
-      <w:r>
-        <w:rPr>
-          <w:b/>
-        </w:rPr>
-        <w:t xml:space="preserve">Hypothesis: </w:t>
-      </w:r>
-      <w:r>
-        <w:t>Hypothesis: career path clarity, scheduling, or role-specific labor-market pressure may contribute.</w:t>
-      </w:r>
-    </w:p>
-    <w:p>
-      <w:r>
-        <w:rPr>
-          <w:b/>
-        </w:rPr>
-        <w:t xml:space="preserve">Recommendation: </w:t>
-      </w:r>
-      <w:r>
-        <w:t>Recommendation: conduct qualitative listening sessions before designing role-specific interventions.</w:t>
-      </w:r>
-    </w:p>
-    <w:p>
-      <w:pPr>
-        <w:pStyle w:val="Heading3"/>
-      </w:pPr>
-      <w:r>
-        <w:t>Tenure and early-career context</w:t>
-      </w:r>
-    </w:p>
-    <w:p>
-      <w:r>
-        <w:rPr>
-          <w:b/>
-        </w:rPr>
-        <w:t xml:space="preserve">Observation: </w:t>
-      </w:r>
-      <w:r>
-        <w:t>Observation: the pipeline explicitly separates early tenure from longer-tenured employee profiles.</w:t>
-      </w:r>
-    </w:p>
-    <w:p>
-      <w:r>
-        <w:rPr>
-          <w:b/>
-        </w:rPr>
-        <w:t xml:space="preserve">Insight: </w:t>
-      </w:r>
-      <w:r>
-        <w:t>Insight: onboarding and the first manager relationship are actionable retention moments.</w:t>
-      </w:r>
-    </w:p>
-    <w:p>
-      <w:r>
-        <w:rPr>
-          <w:b/>
-        </w:rPr>
-        <w:t xml:space="preserve">Hypothesis: </w:t>
-      </w:r>
-      <w:r>
-        <w:t>Hypothesis: new employees have less organizational attachment and less role clarity.</w:t>
-      </w:r>
-    </w:p>
-    <w:p>
-      <w:r>
-        <w:rPr>
-          <w:b/>
-        </w:rPr>
-        <w:t xml:space="preserve">Recommendation: </w:t>
-      </w:r>
-      <w:r>
-        <w:t>Recommendation: add 30/60/90-day check-ins and a six-month internal mobility conversation.</w:t>
-      </w:r>
-    </w:p>
-    <w:p>
-      <w:pPr>
-        <w:pStyle w:val="Heading3"/>
-      </w:pPr>
-      <w:r>
-        <w:t>Satisfaction signals</w:t>
-      </w:r>
-    </w:p>
-    <w:p>
-      <w:r>
-        <w:rPr>
-          <w:b/>
-        </w:rPr>
-        <w:t xml:space="preserve">Observation: </w:t>
-      </w:r>
-      <w:r>
-        <w:t>Observation: job satisfaction, environment satisfaction, and work-life balance are available as interpretable 1–4 inputs.</w:t>
-      </w:r>
-    </w:p>
-    <w:p>
-      <w:r>
-        <w:rPr>
-          <w:b/>
-        </w:rPr>
-        <w:t xml:space="preserve">Insight: </w:t>
-      </w:r>
-      <w:r>
-        <w:t>Insight: employee listening data can complement operational signals such as overtime and commute.</w:t>
-      </w:r>
-    </w:p>
-    <w:p>
-      <w:r>
-        <w:rPr>
-          <w:b/>
-        </w:rPr>
-        <w:t xml:space="preserve">Hypothesis: </w:t>
-      </w:r>
-      <w:r>
-        <w:t>Hypothesis: low satisfaction may amplify the effect of workload and limited progression.</w:t>
-      </w:r>
-    </w:p>
-    <w:p>
-      <w:r>
-        <w:rPr>
-          <w:b/>
-        </w:rPr>
-        <w:t xml:space="preserve">Recommendation: </w:t>
-      </w:r>
-      <w:r>
-        <w:t>Recommendation: use survey follow-up as a conversation starter, not as a deterministic score.</w:t>
-      </w:r>
-    </w:p>
-    <w:p>
-      <w:pPr>
-        <w:pStyle w:val="Heading1"/>
-      </w:pPr>
-      <w:r>
-        <w:t>6. Phase 3 — Feature Engineering and Leakage Safeguards</w:t>
-      </w:r>
-    </w:p>
-    <w:p>
-      <w:r>
-        <w:t>Unlike the e-commerce RFM example in the supplied roadmap, the IBM HR file is an employee-level snapshot and has no transaction date or customer entity. Therefore, this implementation uses employee-level operational and satisfaction features rather than inventing time windows or pseudo-RFM fields.</w:t>
-      </w:r>
-    </w:p>
-    <w:p>
-      <w:r>
-        <w:t>The target column Attrition is excluded from model inputs. A stratified 80/20 split keeps the historical class balance similar in training and test sets. All scaling and one-hot encoding are fit inside the training pipeline to prevent preprocessing leakage.</w:t>
-      </w:r>
-    </w:p>
-    <w:p>
-      <w:pPr>
-        <w:pStyle w:val="Heading1"/>
-      </w:pPr>
-      <w:r>
-        <w:t>7. Phase 4 — Logistic Regression Results</w:t>
-      </w:r>
-    </w:p>
-    <w:tbl>
-      <w:tblPr>
-        <w:tblStyle w:val="TableGrid"/>
-        <w:tblW w:type="auto" w:w="0"/>
-        <w:tblLook w:firstColumn="1" w:firstRow="1" w:lastColumn="0" w:lastRow="0" w:noHBand="0" w:noVBand="1" w:val="04A0"/>
-      </w:tblPr>
-      <w:tblGrid>
-        <w:gridCol w:w="5040"/>
-        <w:gridCol w:w="5040"/>
-      </w:tblGrid>
-      <w:tr>
-        <w:tc>
-          <w:tcPr>
-            <w:tcW w:type="dxa" w:w="5040"/>
+            <w:tcW w:type="dxa" w:w="4320"/>
           </w:tcPr>
           <w:p>
             <w:r>
@@ -867,11 +389,11 @@
         </w:tc>
         <w:tc>
           <w:tcPr>
-            <w:tcW w:type="dxa" w:w="5040"/>
+            <w:tcW w:type="dxa" w:w="4320"/>
           </w:tcPr>
           <w:p>
             <w:r>
-              <w:t>Test result</w:t>
+              <w:t>Value</w:t>
             </w:r>
           </w:p>
         </w:tc>
@@ -879,7 +401,7 @@
       <w:tr>
         <w:tc>
           <w:tcPr>
-            <w:tcW w:type="dxa" w:w="5040"/>
+            <w:tcW w:type="dxa" w:w="4320"/>
           </w:tcPr>
           <w:p>
             <w:r>
@@ -889,11 +411,11 @@
         </w:tc>
         <w:tc>
           <w:tcPr>
-            <w:tcW w:type="dxa" w:w="5040"/>
+            <w:tcW w:type="dxa" w:w="4320"/>
           </w:tcPr>
           <w:p>
             <w:r>
-              <w:t>75.5%</w:t>
+              <w:t>0.7551</w:t>
             </w:r>
           </w:p>
         </w:tc>
@@ -901,7 +423,7 @@
       <w:tr>
         <w:tc>
           <w:tcPr>
-            <w:tcW w:type="dxa" w:w="5040"/>
+            <w:tcW w:type="dxa" w:w="4320"/>
           </w:tcPr>
           <w:p>
             <w:r>
@@ -911,11 +433,11 @@
         </w:tc>
         <w:tc>
           <w:tcPr>
-            <w:tcW w:type="dxa" w:w="5040"/>
+            <w:tcW w:type="dxa" w:w="4320"/>
           </w:tcPr>
           <w:p>
             <w:r>
-              <w:t>35.6%</w:t>
+              <w:t>0.3563</w:t>
             </w:r>
           </w:p>
         </w:tc>
@@ -923,7 +445,7 @@
       <w:tr>
         <w:tc>
           <w:tcPr>
-            <w:tcW w:type="dxa" w:w="5040"/>
+            <w:tcW w:type="dxa" w:w="4320"/>
           </w:tcPr>
           <w:p>
             <w:r>
@@ -933,11 +455,11 @@
         </w:tc>
         <w:tc>
           <w:tcPr>
-            <w:tcW w:type="dxa" w:w="5040"/>
+            <w:tcW w:type="dxa" w:w="4320"/>
           </w:tcPr>
           <w:p>
             <w:r>
-              <w:t>66.0%</w:t>
+              <w:t>0.6596</w:t>
             </w:r>
           </w:p>
         </w:tc>
@@ -945,43 +467,21 @@
       <w:tr>
         <w:tc>
           <w:tcPr>
-            <w:tcW w:type="dxa" w:w="5040"/>
+            <w:tcW w:type="dxa" w:w="4320"/>
           </w:tcPr>
           <w:p>
             <w:r>
-              <w:t>ROC AUC</w:t>
+              <w:t>Roc Auc</w:t>
             </w:r>
           </w:p>
         </w:tc>
         <w:tc>
           <w:tcPr>
-            <w:tcW w:type="dxa" w:w="5040"/>
+            <w:tcW w:type="dxa" w:w="4320"/>
           </w:tcPr>
           <w:p>
             <w:r>
-              <w:t>0.796</w:t>
-            </w:r>
-          </w:p>
-        </w:tc>
-      </w:tr>
-      <w:tr>
-        <w:tc>
-          <w:tcPr>
-            <w:tcW w:type="dxa" w:w="5040"/>
-          </w:tcPr>
-          <w:p>
-            <w:r>
-              <w:t>Train / test records</w:t>
-            </w:r>
-          </w:p>
-        </w:tc>
-        <w:tc>
-          <w:tcPr>
-            <w:tcW w:type="dxa" w:w="5040"/>
-          </w:tcPr>
-          <w:p>
-            <w:r>
-              <w:t>1,176 / 294</w:t>
+              <w:t>0.7958</w:t>
             </w:r>
           </w:p>
         </w:tc>
@@ -989,12 +489,12 @@
     </w:tbl>
     <w:p>
       <w:r>
-        <w:t>Confusion matrix (rows = actual, columns = predicted): TN=191, FP=56, FN=16, TP=31.</w:t>
+        <w:t>Train records: 1,176; test records: 294.</w:t>
       </w:r>
     </w:p>
     <w:p>
       <w:r>
-        <w:t>Recall is especially important for a retention review queue because false negatives represent historical attrition cases that the model did not surface. Precision still matters because an overly broad queue can waste HR attention and create poor employee experiences.</w:t>
+        <w:t>Confusion matrix: [[191, 56], [16, 31]].</w:t>
       </w:r>
     </w:p>
     <w:p>
@@ -1002,41 +502,12 @@
         <w:pStyle w:val="Heading1"/>
       </w:pPr>
       <w:r>
-        <w:t>8. Phase 5 — Risk Tiers and Dashboard</w:t>
+        <w:t>6. Generated Project Files</w:t>
       </w:r>
     </w:p>
     <w:p>
       <w:r>
-        <w:t>The generated scores produce 229 High, 360 Medium, and 881 Low probability records using the supplied thresholds: High &gt;70%, Medium 40–70%, and Low &lt;40%.</w:t>
-      </w:r>
-    </w:p>
-    <w:p>
-      <w:pPr>
-        <w:pStyle w:val="ListBullet"/>
-      </w:pPr>
-      <w:r>
-        <w:t>High: prioritize a human-led check-in, workload review, and career-path conversation.</w:t>
-      </w:r>
-    </w:p>
-    <w:p>
-      <w:pPr>
-        <w:pStyle w:val="ListBullet"/>
-      </w:pPr>
-      <w:r>
-        <w:t>Medium: offer targeted listening, manager support, and relevant development resources.</w:t>
-      </w:r>
-    </w:p>
-    <w:p>
-      <w:pPr>
-        <w:pStyle w:val="ListBullet"/>
-      </w:pPr>
-      <w:r>
-        <w:t>Low: continue standard engagement and monitor aggregate changes rather than individual action.</w:t>
-      </w:r>
-    </w:p>
-    <w:p>
-      <w:r>
-        <w:t>The dashboard uses the same source CSV and adds filters, chart-level CSV exports, a searchable risk table, a dark-mode toggle, print/PDF support, and refresh controls with a five-minute minimum interval.</w:t>
+        <w:t>The project includes the all-in-one Jupyter notebook, backend API, frontend application, input CSV, cleaned dataset, analysis figures, model metrics, employee risk scores, DOCX report, and PPTX executive summary.</w:t>
       </w:r>
     </w:p>
     <w:p>
@@ -1044,47 +515,12 @@
         <w:pStyle w:val="Heading1"/>
       </w:pPr>
       <w:r>
-        <w:t>9. Strategic Recommendations</w:t>
+        <w:t>7. Dynamic CSV Behavior</w:t>
       </w:r>
     </w:p>
     <w:p>
-      <w:pPr>
-        <w:pStyle w:val="ListBullet"/>
-      </w:pPr>
       <w:r>
-        <w:t>Audit overtime concentration by role, team, and manager before launching broad retention programs.</w:t>
-      </w:r>
-    </w:p>
-    <w:p>
-      <w:pPr>
-        <w:pStyle w:val="ListBullet"/>
-      </w:pPr>
-      <w:r>
-        <w:t>Strengthen early-tenure onboarding with 30/60/90-day check-ins and role-clarity prompts.</w:t>
-      </w:r>
-    </w:p>
-    <w:p>
-      <w:pPr>
-        <w:pStyle w:val="ListBullet"/>
-      </w:pPr>
-      <w:r>
-        <w:t>Use department and job-role comparisons to focus qualitative listening, not to label individuals.</w:t>
-      </w:r>
-    </w:p>
-    <w:p>
-      <w:pPr>
-        <w:pStyle w:val="ListBullet"/>
-      </w:pPr>
-      <w:r>
-        <w:t>Pair satisfaction data with manager coaching and work-life-balance interventions.</w:t>
-      </w:r>
-    </w:p>
-    <w:p>
-      <w:pPr>
-        <w:pStyle w:val="ListBullet"/>
-      </w:pPr>
-      <w:r>
-        <w:t>Track model calibration and intervention outcomes over time; do not optimize only for accuracy.</w:t>
+        <w:t>Dataset-dependent values must not be treated as hard-coded. Uploading a different compatible CSV changes the active population and causes the analytics pipeline to recompute the descriptive statistics, graphs, model results, and risk scores. The document outputs shown here represent the currently supplied CSV.</w:t>
       </w:r>
     </w:p>
     <w:p>
@@ -1092,17 +528,17 @@
         <w:pStyle w:val="Heading1"/>
       </w:pPr>
       <w:r>
-        <w:t>10. Conclusion</w:t>
+        <w:t>8. Reproducibility</w:t>
       </w:r>
     </w:p>
     <w:p>
       <w:r>
-        <w:t>This project converts a static IBM HR snapshot into a reproducible retention analytics workflow. It demonstrates data hygiene, structured EDA, leakage-aware modeling, explainable scoring, and a usable dashboard while keeping human judgment and fairness guardrails explicit.</w:t>
+        <w:t>Run the all-in-one notebook to regenerate the figures, analysis summary, metrics, and risk scores. The backend upload endpoint provides the application-side path for loading a new CSV.</w:t>
       </w:r>
     </w:p>
     <w:sectPr>
       <w:pgSz w:w="12240" w:h="15840"/>
-      <w:pgMar w:top="936" w:right="1080" w:bottom="936" w:left="1080" w:header="720" w:footer="720" w:gutter="0"/>
+      <w:pgMar w:top="1440" w:right="1800" w:bottom="1440" w:left="1800" w:header="720" w:footer="720" w:gutter="0"/>
       <w:cols w:space="720"/>
       <w:docGrid w:linePitch="360"/>
     </w:sectPr>
@@ -1473,10 +909,6 @@
     <w:name w:val="Normal"/>
     <w:qFormat/>
     <w:rsid w:val="00FC693F"/>
-    <w:rPr>
-      <w:rFonts w:ascii="Aptos" w:hAnsi="Aptos"/>
-      <w:sz w:val="20"/>
-    </w:rPr>
   </w:style>
   <w:style w:type="paragraph" w:styleId="Header">
     <w:name w:val="header"/>

--- a/project_submission/reports/IBM_HR_Attrition_ProjectReport.docx
+++ b/project_submission/reports/IBM_HR_Attrition_ProjectReport.docx
@@ -5,9 +5,13 @@
     <w:p>
       <w:pPr>
         <w:pStyle w:val="Title"/>
+        <w:jc w:val="center"/>
       </w:pPr>
       <w:r>
-        <w:t>IBM HR Attrition Analytics — Project Report</w:t>
+        <w:rPr>
+          <w:b/>
+        </w:rPr>
+        <w:t>IBM HR Employee Attrition Analytics</w:t>
       </w:r>
     </w:p>
     <w:p>
@@ -15,9 +19,25 @@
         <w:jc w:val="center"/>
       </w:pPr>
       <w:r>
-        <w:t>Dynamic, CSV-driven HR attrition analytics project</w:t>
+        <w:rPr>
+          <w:b/>
+          <w:sz w:val="28"/>
+        </w:rPr>
+        <w:t>Complete Project Documentation, Analytics Results &amp; Feature Guide</w:t>
       </w:r>
     </w:p>
+    <w:p>
+      <w:pPr>
+        <w:jc w:val="center"/>
+      </w:pPr>
+      <w:r>
+        <w:rPr>
+          <w:i/>
+        </w:rPr>
+        <w:t>CSV-driven full-stack analytics application</w:t>
+      </w:r>
+    </w:p>
+    <w:p/>
     <w:p>
       <w:pPr>
         <w:pStyle w:val="Heading1"/>
@@ -28,7 +48,12 @@
     </w:p>
     <w:p>
       <w:r>
-        <w:t>This project analyzes employee attrition from a CSV dataset. The complete workflow is designed to be data-driven: when a different compatible CSV is uploaded, the dataset summary, charts, model metrics, employee risk scores, and report outputs are recalculated.</w:t>
+        <w:t>IBM HR Employee Attrition Analytics is a full-stack, CSV-driven data analytics project designed to understand employee attrition patterns, identify factors associated with employee turnover, produce employee-level risk scores, and present the results through an interactive frontend and a reproducible Python/Jupyter analytics pipeline.</w:t>
+      </w:r>
+    </w:p>
+    <w:p>
+      <w:r>
+        <w:t>The project is intentionally data-driven rather than hard-coded. The same workflow can be applied to another compatible employee CSV: the uploaded dataset becomes the active dataset and the descriptive statistics, charts, model results, risk scores, and generated documentation outputs are recalculated from that data.</w:t>
       </w:r>
     </w:p>
     <w:p>
@@ -36,9 +61,647 @@
         <w:pStyle w:val="Heading1"/>
       </w:pPr>
       <w:r>
-        <w:t>2. CSV and Dataset Details</w:t>
+        <w:t>2. Project Objectives</w:t>
       </w:r>
     </w:p>
+    <w:p>
+      <w:pPr>
+        <w:pStyle w:val="ListBullet"/>
+      </w:pPr>
+      <w:r>
+        <w:t>Analyze the distribution and overall rate of employee attrition.</w:t>
+      </w:r>
+    </w:p>
+    <w:p>
+      <w:pPr>
+        <w:pStyle w:val="ListBullet"/>
+      </w:pPr>
+      <w:r>
+        <w:t>Explore relationships between attrition and demographic, job, compensation, satisfaction, tenure, overtime, and work-environment variables.</w:t>
+      </w:r>
+    </w:p>
+    <w:p>
+      <w:pPr>
+        <w:pStyle w:val="ListBullet"/>
+      </w:pPr>
+      <w:r>
+        <w:t>Identify important variables associated with the attrition target using a machine-learning model.</w:t>
+      </w:r>
+    </w:p>
+    <w:p>
+      <w:pPr>
+        <w:pStyle w:val="ListBullet"/>
+      </w:pPr>
+      <w:r>
+        <w:t>Generate employee-level attrition risk scores for analytical prioritization.</w:t>
+      </w:r>
+    </w:p>
+    <w:p>
+      <w:pPr>
+        <w:pStyle w:val="ListBullet"/>
+      </w:pPr>
+      <w:r>
+        <w:t>Provide an interactive frontend where users can inspect KPIs, charts, filters, and employee-level results.</w:t>
+      </w:r>
+    </w:p>
+    <w:p>
+      <w:pPr>
+        <w:pStyle w:val="ListBullet"/>
+      </w:pPr>
+      <w:r>
+        <w:t>Provide a backend API for dataset upload and analysis access.</w:t>
+      </w:r>
+    </w:p>
+    <w:p>
+      <w:pPr>
+        <w:pStyle w:val="ListBullet"/>
+      </w:pPr>
+      <w:r>
+        <w:t>Keep the analysis reproducible through a single all-in-one Jupyter notebook.</w:t>
+      </w:r>
+    </w:p>
+    <w:p>
+      <w:pPr>
+        <w:pStyle w:val="ListBullet"/>
+      </w:pPr>
+      <w:r>
+        <w:t>Generate professional graph, report, and presentation outputs from the active CSV.</w:t>
+      </w:r>
+    </w:p>
+    <w:p>
+      <w:pPr>
+        <w:pStyle w:val="Heading1"/>
+      </w:pPr>
+      <w:r>
+        <w:t>3. Key Features</w:t>
+      </w:r>
+    </w:p>
+    <w:tbl>
+      <w:tblPr>
+        <w:tblStyle w:val="TableGrid"/>
+        <w:tblW w:type="auto" w:w="0"/>
+        <w:jc w:val="center"/>
+        <w:tblLook w:firstColumn="1" w:firstRow="1" w:lastColumn="0" w:lastRow="0" w:noHBand="0" w:noVBand="1" w:val="04A0"/>
+      </w:tblPr>
+      <w:tblGrid>
+        <w:gridCol w:w="5112"/>
+        <w:gridCol w:w="5112"/>
+      </w:tblGrid>
+      <w:tr>
+        <w:tc>
+          <w:tcPr>
+            <w:tcW w:type="dxa" w:w="5112"/>
+          </w:tcPr>
+          <w:p>
+            <w:r>
+              <w:t>Feature</w:t>
+            </w:r>
+          </w:p>
+        </w:tc>
+        <w:tc>
+          <w:tcPr>
+            <w:tcW w:type="dxa" w:w="5112"/>
+          </w:tcPr>
+          <w:p>
+            <w:r>
+              <w:t>Description</w:t>
+            </w:r>
+          </w:p>
+        </w:tc>
+      </w:tr>
+      <w:tr>
+        <w:tc>
+          <w:tcPr>
+            <w:tcW w:type="dxa" w:w="5112"/>
+          </w:tcPr>
+          <w:p>
+            <w:r>
+              <w:t>CSV Upload &amp; Validation</w:t>
+            </w:r>
+          </w:p>
+        </w:tc>
+        <w:tc>
+          <w:tcPr>
+            <w:tcW w:type="dxa" w:w="5112"/>
+          </w:tcPr>
+          <w:p>
+            <w:r>
+              <w:t>Accepts a compatible employee CSV and validates the required analytical structure before processing.</w:t>
+            </w:r>
+          </w:p>
+        </w:tc>
+      </w:tr>
+      <w:tr>
+        <w:tc>
+          <w:tcPr>
+            <w:tcW w:type="dxa" w:w="5112"/>
+          </w:tcPr>
+          <w:p>
+            <w:r>
+              <w:t>Dynamic Dataset Analysis</w:t>
+            </w:r>
+          </w:p>
+        </w:tc>
+        <w:tc>
+          <w:tcPr>
+            <w:tcW w:type="dxa" w:w="5112"/>
+          </w:tcPr>
+          <w:p>
+            <w:r>
+              <w:t>All dataset-dependent calculations are regenerated from the active CSV instead of relying on fixed values.</w:t>
+            </w:r>
+          </w:p>
+        </w:tc>
+      </w:tr>
+      <w:tr>
+        <w:tc>
+          <w:tcPr>
+            <w:tcW w:type="dxa" w:w="5112"/>
+          </w:tcPr>
+          <w:p>
+            <w:r>
+              <w:t>Automated Data Cleaning</w:t>
+            </w:r>
+          </w:p>
+        </w:tc>
+        <w:tc>
+          <w:tcPr>
+            <w:tcW w:type="dxa" w:w="5112"/>
+          </w:tcPr>
+          <w:p>
+            <w:r>
+              <w:t>Handles categorical encoding, numerical preparation, missing-value treatment where applicable, and modeling-ready transformations.</w:t>
+            </w:r>
+          </w:p>
+        </w:tc>
+      </w:tr>
+      <w:tr>
+        <w:tc>
+          <w:tcPr>
+            <w:tcW w:type="dxa" w:w="5112"/>
+          </w:tcPr>
+          <w:p>
+            <w:r>
+              <w:t>Exploratory Data Analysis</w:t>
+            </w:r>
+          </w:p>
+        </w:tc>
+        <w:tc>
+          <w:tcPr>
+            <w:tcW w:type="dxa" w:w="5112"/>
+          </w:tcPr>
+          <w:p>
+            <w:r>
+              <w:t>Produces attrition distributions and relationship-focused charts for major HR dimensions.</w:t>
+            </w:r>
+          </w:p>
+        </w:tc>
+      </w:tr>
+      <w:tr>
+        <w:tc>
+          <w:tcPr>
+            <w:tcW w:type="dxa" w:w="5112"/>
+          </w:tcPr>
+          <w:p>
+            <w:r>
+              <w:t>KPI Dashboard</w:t>
+            </w:r>
+          </w:p>
+        </w:tc>
+        <w:tc>
+          <w:tcPr>
+            <w:tcW w:type="dxa" w:w="5112"/>
+          </w:tcPr>
+          <w:p>
+            <w:r>
+              <w:t>Displays employee count, attrition count/rate, and other derived indicators from the current dataset.</w:t>
+            </w:r>
+          </w:p>
+        </w:tc>
+      </w:tr>
+      <w:tr>
+        <w:tc>
+          <w:tcPr>
+            <w:tcW w:type="dxa" w:w="5112"/>
+          </w:tcPr>
+          <w:p>
+            <w:r>
+              <w:t>Interactive Filtering</w:t>
+            </w:r>
+          </w:p>
+        </w:tc>
+        <w:tc>
+          <w:tcPr>
+            <w:tcW w:type="dxa" w:w="5112"/>
+          </w:tcPr>
+          <w:p>
+            <w:r>
+              <w:t>Allows users to inspect subsets of employees using available frontend filters.</w:t>
+            </w:r>
+          </w:p>
+        </w:tc>
+      </w:tr>
+      <w:tr>
+        <w:tc>
+          <w:tcPr>
+            <w:tcW w:type="dxa" w:w="5112"/>
+          </w:tcPr>
+          <w:p>
+            <w:r>
+              <w:t>Predictive Modeling</w:t>
+            </w:r>
+          </w:p>
+        </w:tc>
+        <w:tc>
+          <w:tcPr>
+            <w:tcW w:type="dxa" w:w="5112"/>
+          </w:tcPr>
+          <w:p>
+            <w:r>
+              <w:t>Trains an attrition classification model and reports standard test metrics.</w:t>
+            </w:r>
+          </w:p>
+        </w:tc>
+      </w:tr>
+      <w:tr>
+        <w:tc>
+          <w:tcPr>
+            <w:tcW w:type="dxa" w:w="5112"/>
+          </w:tcPr>
+          <w:p>
+            <w:r>
+              <w:t>Employee Risk Scoring</w:t>
+            </w:r>
+          </w:p>
+        </w:tc>
+        <w:tc>
+          <w:tcPr>
+            <w:tcW w:type="dxa" w:w="5112"/>
+          </w:tcPr>
+          <w:p>
+            <w:r>
+              <w:t>Generates employee-level predicted probabilities/risk scores from the trained model.</w:t>
+            </w:r>
+          </w:p>
+        </w:tc>
+      </w:tr>
+      <w:tr>
+        <w:tc>
+          <w:tcPr>
+            <w:tcW w:type="dxa" w:w="5112"/>
+          </w:tcPr>
+          <w:p>
+            <w:r>
+              <w:t>Visual Reporting</w:t>
+            </w:r>
+          </w:p>
+        </w:tc>
+        <w:tc>
+          <w:tcPr>
+            <w:tcW w:type="dxa" w:w="5112"/>
+          </w:tcPr>
+          <w:p>
+            <w:r>
+              <w:t>Stores graph images and analysis-result images for inclusion in project documentation.</w:t>
+            </w:r>
+          </w:p>
+        </w:tc>
+      </w:tr>
+      <w:tr>
+        <w:tc>
+          <w:tcPr>
+            <w:tcW w:type="dxa" w:w="5112"/>
+          </w:tcPr>
+          <w:p>
+            <w:r>
+              <w:t>DOCX &amp; PPTX Reporting</w:t>
+            </w:r>
+          </w:p>
+        </w:tc>
+        <w:tc>
+          <w:tcPr>
+            <w:tcW w:type="dxa" w:w="5112"/>
+          </w:tcPr>
+          <w:p>
+            <w:r>
+              <w:t>Creates a detailed written report and executive presentation containing project context, results, and visuals.</w:t>
+            </w:r>
+          </w:p>
+        </w:tc>
+      </w:tr>
+      <w:tr>
+        <w:tc>
+          <w:tcPr>
+            <w:tcW w:type="dxa" w:w="5112"/>
+          </w:tcPr>
+          <w:p>
+            <w:r>
+              <w:t>Reproducible Notebook</w:t>
+            </w:r>
+          </w:p>
+        </w:tc>
+        <w:tc>
+          <w:tcPr>
+            <w:tcW w:type="dxa" w:w="5112"/>
+          </w:tcPr>
+          <w:p>
+            <w:r>
+              <w:t>A single all-in-one notebook contains the complete analytical workflow and can be rerun with a different CSV.</w:t>
+            </w:r>
+          </w:p>
+        </w:tc>
+      </w:tr>
+    </w:tbl>
+    <w:p>
+      <w:pPr>
+        <w:pStyle w:val="Heading1"/>
+      </w:pPr>
+      <w:r>
+        <w:t>4. System Architecture</w:t>
+      </w:r>
+    </w:p>
+    <w:p>
+      <w:r>
+        <w:t>The project consists of four connected layers:</w:t>
+      </w:r>
+    </w:p>
+    <w:p>
+      <w:r>
+        <w:rPr>
+          <w:b/>
+        </w:rPr>
+        <w:t xml:space="preserve">Data Layer: </w:t>
+      </w:r>
+      <w:r>
+        <w:t>Input employee CSV, cleaned dataset, analysis summary, model metrics, and employee risk scores.</w:t>
+      </w:r>
+    </w:p>
+    <w:p>
+      <w:r>
+        <w:rPr>
+          <w:b/>
+        </w:rPr>
+        <w:t xml:space="preserve">Analytics Layer: </w:t>
+      </w:r>
+      <w:r>
+        <w:t>Python/pandas preprocessing, exploratory analysis, feature engineering, model training, evaluation, and risk scoring.</w:t>
+      </w:r>
+    </w:p>
+    <w:p>
+      <w:r>
+        <w:rPr>
+          <w:b/>
+        </w:rPr>
+        <w:t xml:space="preserve">Backend Layer: </w:t>
+      </w:r>
+      <w:r>
+        <w:t>API responsible for accepting uploaded CSV data and exposing current employee/analysis data to the application.</w:t>
+      </w:r>
+    </w:p>
+    <w:p>
+      <w:r>
+        <w:rPr>
+          <w:b/>
+        </w:rPr>
+        <w:t xml:space="preserve">Frontend Layer: </w:t>
+      </w:r>
+      <w:r>
+        <w:t>Interactive dashboard for KPIs, charts, filters, employee analysis, and visualization of the current dataset.</w:t>
+      </w:r>
+    </w:p>
+    <w:p>
+      <w:pPr>
+        <w:pStyle w:val="Heading1"/>
+      </w:pPr>
+      <w:r>
+        <w:t>5. How the CSV Upload Changes the Analysis</w:t>
+      </w:r>
+    </w:p>
+    <w:p>
+      <w:r>
+        <w:t>This is a central feature of the project. The application should not display the old IBM HR numbers after a new compatible CSV is uploaded. Instead, the newly uploaded CSV becomes the source dataset.</w:t>
+      </w:r>
+    </w:p>
+    <w:p>
+      <w:pPr>
+        <w:pStyle w:val="ListNumber"/>
+      </w:pPr>
+      <w:r>
+        <w:t>Upload a new CSV through the frontend.</w:t>
+      </w:r>
+    </w:p>
+    <w:p>
+      <w:pPr>
+        <w:pStyle w:val="ListNumber"/>
+      </w:pPr>
+      <w:r>
+        <w:t>Backend validates the file and loads the dataset.</w:t>
+      </w:r>
+    </w:p>
+    <w:p>
+      <w:pPr>
+        <w:pStyle w:val="ListNumber"/>
+      </w:pPr>
+      <w:r>
+        <w:t>The active dataset is replaced by the newly supplied data.</w:t>
+      </w:r>
+    </w:p>
+    <w:p>
+      <w:pPr>
+        <w:pStyle w:val="ListNumber"/>
+      </w:pPr>
+      <w:r>
+        <w:t>KPI values are recalculated from the new rows.</w:t>
+      </w:r>
+    </w:p>
+    <w:p>
+      <w:pPr>
+        <w:pStyle w:val="ListNumber"/>
+      </w:pPr>
+      <w:r>
+        <w:t>Charts and distributions are recalculated from the new columns/values.</w:t>
+      </w:r>
+    </w:p>
+    <w:p>
+      <w:pPr>
+        <w:pStyle w:val="ListNumber"/>
+      </w:pPr>
+      <w:r>
+        <w:t>The analytical/modeling pipeline uses the new data when its required target and features are available.</w:t>
+      </w:r>
+    </w:p>
+    <w:p>
+      <w:pPr>
+        <w:pStyle w:val="ListNumber"/>
+      </w:pPr>
+      <w:r>
+        <w:t>Employee-level risk results are generated from the current dataset.</w:t>
+      </w:r>
+    </w:p>
+    <w:p>
+      <w:pPr>
+        <w:pStyle w:val="ListNumber"/>
+      </w:pPr>
+      <w:r>
+        <w:t>Notebook/report outputs can be regenerated so the documentation reflects the new CSV.</w:t>
+      </w:r>
+    </w:p>
+    <w:p>
+      <w:r>
+        <w:t>Therefore, the numerical results in this report describe the currently supplied IBM HR CSV only; they are not universal constants and will change when a different dataset is used.</w:t>
+      </w:r>
+    </w:p>
+    <w:p>
+      <w:pPr>
+        <w:pStyle w:val="Heading1"/>
+      </w:pPr>
+      <w:r>
+        <w:t>6. Current CSV / Dataset Details</w:t>
+      </w:r>
+    </w:p>
+    <w:tbl>
+      <w:tblPr>
+        <w:tblStyle w:val="TableGrid"/>
+        <w:tblW w:type="auto" w:w="0"/>
+        <w:tblLook w:firstColumn="1" w:firstRow="1" w:lastColumn="0" w:lastRow="0" w:noHBand="0" w:noVBand="1" w:val="04A0"/>
+      </w:tblPr>
+      <w:tblGrid>
+        <w:gridCol w:w="5112"/>
+        <w:gridCol w:w="5112"/>
+      </w:tblGrid>
+      <w:tr>
+        <w:tc>
+          <w:tcPr>
+            <w:tcW w:type="dxa" w:w="5112"/>
+          </w:tcPr>
+          <w:p>
+            <w:r>
+              <w:t>Dataset item</w:t>
+            </w:r>
+          </w:p>
+        </w:tc>
+        <w:tc>
+          <w:tcPr>
+            <w:tcW w:type="dxa" w:w="5112"/>
+          </w:tcPr>
+          <w:p>
+            <w:r>
+              <w:t>Current value</w:t>
+            </w:r>
+          </w:p>
+        </w:tc>
+      </w:tr>
+      <w:tr>
+        <w:tc>
+          <w:tcPr>
+            <w:tcW w:type="dxa" w:w="5112"/>
+          </w:tcPr>
+          <w:p>
+            <w:r>
+              <w:t>Records</w:t>
+            </w:r>
+          </w:p>
+        </w:tc>
+        <w:tc>
+          <w:tcPr>
+            <w:tcW w:type="dxa" w:w="5112"/>
+          </w:tcPr>
+          <w:p>
+            <w:r>
+              <w:t>1,470</w:t>
+            </w:r>
+          </w:p>
+        </w:tc>
+      </w:tr>
+      <w:tr>
+        <w:tc>
+          <w:tcPr>
+            <w:tcW w:type="dxa" w:w="5112"/>
+          </w:tcPr>
+          <w:p>
+            <w:r>
+              <w:t>Columns</w:t>
+            </w:r>
+          </w:p>
+        </w:tc>
+        <w:tc>
+          <w:tcPr>
+            <w:tcW w:type="dxa" w:w="5112"/>
+          </w:tcPr>
+          <w:p>
+            <w:r>
+              <w:t>36</w:t>
+            </w:r>
+          </w:p>
+        </w:tc>
+      </w:tr>
+      <w:tr>
+        <w:tc>
+          <w:tcPr>
+            <w:tcW w:type="dxa" w:w="5112"/>
+          </w:tcPr>
+          <w:p>
+            <w:r>
+              <w:t>Attrition count</w:t>
+            </w:r>
+          </w:p>
+        </w:tc>
+        <w:tc>
+          <w:tcPr>
+            <w:tcW w:type="dxa" w:w="5112"/>
+          </w:tcPr>
+          <w:p>
+            <w:r>
+              <w:t>237</w:t>
+            </w:r>
+          </w:p>
+        </w:tc>
+      </w:tr>
+      <w:tr>
+        <w:tc>
+          <w:tcPr>
+            <w:tcW w:type="dxa" w:w="5112"/>
+          </w:tcPr>
+          <w:p>
+            <w:r>
+              <w:t>Attrition rate</w:t>
+            </w:r>
+          </w:p>
+        </w:tc>
+        <w:tc>
+          <w:tcPr>
+            <w:tcW w:type="dxa" w:w="5112"/>
+          </w:tcPr>
+          <w:p>
+            <w:r>
+              <w:t>16.12%</w:t>
+            </w:r>
+          </w:p>
+        </w:tc>
+      </w:tr>
+      <w:tr>
+        <w:tc>
+          <w:tcPr>
+            <w:tcW w:type="dxa" w:w="5112"/>
+          </w:tcPr>
+          <w:p>
+            <w:r>
+              <w:t>Overtime attrition rate</w:t>
+            </w:r>
+          </w:p>
+        </w:tc>
+        <w:tc>
+          <w:tcPr>
+            <w:tcW w:type="dxa" w:w="5112"/>
+          </w:tcPr>
+          <w:p>
+            <w:r>
+              <w:t>30.53%</w:t>
+            </w:r>
+          </w:p>
+        </w:tc>
+      </w:tr>
+    </w:tbl>
     <w:p>
       <w:pPr>
         <w:jc w:val="center"/>
@@ -46,7 +709,7 @@
       <w:r>
         <w:drawing>
           <wp:inline xmlns:a="http://schemas.openxmlformats.org/drawingml/2006/main" xmlns:pic="http://schemas.openxmlformats.org/drawingml/2006/picture">
-            <wp:extent cx="6126480" cy="3101781"/>
+            <wp:extent cx="5943600" cy="3009191"/>
             <wp:docPr id="1" name="Picture 1"/>
             <wp:cNvGraphicFramePr>
               <a:graphicFrameLocks noChangeAspect="1"/>
@@ -67,7 +730,7 @@
                   <pic:spPr>
                     <a:xfrm>
                       <a:off x="0" y="0"/>
-                      <a:ext cx="6126480" cy="3101781"/>
+                      <a:ext cx="5943600" cy="3009191"/>
                     </a:xfrm>
                     <a:prstGeom prst="rect"/>
                   </pic:spPr>
@@ -79,26 +742,13 @@
       </w:r>
     </w:p>
     <w:p>
-      <w:r>
-        <w:t>The supplied CSV contains 1,470 rows and 35 columns. The attrition target is the 'Attrition' column with values ['No', 'Yes']. The notebook includes validation and the backend accepts CSV upload so analysis can be refreshed for a new file.</w:t>
-      </w:r>
-    </w:p>
-    <w:p>
-      <w:pPr>
-        <w:pStyle w:val="Heading1"/>
-      </w:pPr>
-      <w:r>
-        <w:t>3. Current Analysis Results</w:t>
-      </w:r>
-    </w:p>
-    <w:p>
       <w:pPr>
         <w:jc w:val="center"/>
       </w:pPr>
       <w:r>
         <w:drawing>
           <wp:inline xmlns:a="http://schemas.openxmlformats.org/drawingml/2006/main" xmlns:pic="http://schemas.openxmlformats.org/drawingml/2006/picture">
-            <wp:extent cx="6126480" cy="3171673"/>
+            <wp:extent cx="5943600" cy="3076996"/>
             <wp:docPr id="2" name="Picture 2"/>
             <wp:cNvGraphicFramePr>
               <a:graphicFrameLocks noChangeAspect="1"/>
@@ -119,7 +769,7 @@
                   <pic:spPr>
                     <a:xfrm>
                       <a:off x="0" y="0"/>
-                      <a:ext cx="6126480" cy="3171673"/>
+                      <a:ext cx="5943600" cy="3076996"/>
                     </a:xfrm>
                     <a:prstGeom prst="rect"/>
                   </pic:spPr>
@@ -135,7 +785,252 @@
         <w:pStyle w:val="Heading1"/>
       </w:pPr>
       <w:r>
-        <w:t>4. Graphical Analysis</w:t>
+        <w:t>7. Analytics Methodology</w:t>
+      </w:r>
+    </w:p>
+    <w:p>
+      <w:r>
+        <w:rPr>
+          <w:b/>
+        </w:rPr>
+        <w:t xml:space="preserve">Data ingestion: </w:t>
+      </w:r>
+      <w:r>
+        <w:t>Read the supplied CSV and identify the target and usable analytical fields.</w:t>
+      </w:r>
+    </w:p>
+    <w:p>
+      <w:r>
+        <w:rPr>
+          <w:b/>
+        </w:rPr>
+        <w:t xml:space="preserve">Data preparation: </w:t>
+      </w:r>
+      <w:r>
+        <w:t>Separate target from predictors and prepare numerical/categorical variables for analysis and modeling.</w:t>
+      </w:r>
+    </w:p>
+    <w:p>
+      <w:r>
+        <w:rPr>
+          <w:b/>
+        </w:rPr>
+        <w:t xml:space="preserve">Exploratory analysis: </w:t>
+      </w:r>
+      <w:r>
+        <w:t>Calculate counts, rates, distributions, and group-level attrition patterns.</w:t>
+      </w:r>
+    </w:p>
+    <w:p>
+      <w:r>
+        <w:rPr>
+          <w:b/>
+        </w:rPr>
+        <w:t xml:space="preserve">Feature processing: </w:t>
+      </w:r>
+      <w:r>
+        <w:t>Transform categorical features and prepare the modeling matrix.</w:t>
+      </w:r>
+    </w:p>
+    <w:p>
+      <w:r>
+        <w:rPr>
+          <w:b/>
+        </w:rPr>
+        <w:t xml:space="preserve">Model training: </w:t>
+      </w:r>
+      <w:r>
+        <w:t>Train a classification model using a train/test split.</w:t>
+      </w:r>
+    </w:p>
+    <w:p>
+      <w:r>
+        <w:rPr>
+          <w:b/>
+        </w:rPr>
+        <w:t xml:space="preserve">Evaluation: </w:t>
+      </w:r>
+      <w:r>
+        <w:t>Calculate accuracy, precision, recall, ROC-AUC, and the confusion matrix on the test set.</w:t>
+      </w:r>
+    </w:p>
+    <w:p>
+      <w:r>
+        <w:rPr>
+          <w:b/>
+        </w:rPr>
+        <w:t xml:space="preserve">Risk scoring: </w:t>
+      </w:r>
+      <w:r>
+        <w:t>Produce employee-level predicted probabilities where the required model inputs are available.</w:t>
+      </w:r>
+    </w:p>
+    <w:p>
+      <w:r>
+        <w:rPr>
+          <w:b/>
+        </w:rPr>
+        <w:t xml:space="preserve">Reporting: </w:t>
+      </w:r>
+      <w:r>
+        <w:t>Save charts, metrics, risk scores, and presentation/document artifacts.</w:t>
+      </w:r>
+    </w:p>
+    <w:p>
+      <w:pPr>
+        <w:pStyle w:val="Heading1"/>
+      </w:pPr>
+      <w:r>
+        <w:t>8. Current Model Results</w:t>
+      </w:r>
+    </w:p>
+    <w:tbl>
+      <w:tblPr>
+        <w:tblStyle w:val="TableGrid"/>
+        <w:tblW w:type="auto" w:w="0"/>
+        <w:tblLook w:firstColumn="1" w:firstRow="1" w:lastColumn="0" w:lastRow="0" w:noHBand="0" w:noVBand="1" w:val="04A0"/>
+      </w:tblPr>
+      <w:tblGrid>
+        <w:gridCol w:w="5112"/>
+        <w:gridCol w:w="5112"/>
+      </w:tblGrid>
+      <w:tr>
+        <w:tc>
+          <w:tcPr>
+            <w:tcW w:type="dxa" w:w="5112"/>
+          </w:tcPr>
+          <w:p>
+            <w:r>
+              <w:t>Metric</w:t>
+            </w:r>
+          </w:p>
+        </w:tc>
+        <w:tc>
+          <w:tcPr>
+            <w:tcW w:type="dxa" w:w="5112"/>
+          </w:tcPr>
+          <w:p>
+            <w:r>
+              <w:t>Current result</w:t>
+            </w:r>
+          </w:p>
+        </w:tc>
+      </w:tr>
+      <w:tr>
+        <w:tc>
+          <w:tcPr>
+            <w:tcW w:type="dxa" w:w="5112"/>
+          </w:tcPr>
+          <w:p>
+            <w:r>
+              <w:t>Accuracy</w:t>
+            </w:r>
+          </w:p>
+        </w:tc>
+        <w:tc>
+          <w:tcPr>
+            <w:tcW w:type="dxa" w:w="5112"/>
+          </w:tcPr>
+          <w:p>
+            <w:r>
+              <w:t>0.7551</w:t>
+            </w:r>
+          </w:p>
+        </w:tc>
+      </w:tr>
+      <w:tr>
+        <w:tc>
+          <w:tcPr>
+            <w:tcW w:type="dxa" w:w="5112"/>
+          </w:tcPr>
+          <w:p>
+            <w:r>
+              <w:t>Precision</w:t>
+            </w:r>
+          </w:p>
+        </w:tc>
+        <w:tc>
+          <w:tcPr>
+            <w:tcW w:type="dxa" w:w="5112"/>
+          </w:tcPr>
+          <w:p>
+            <w:r>
+              <w:t>0.3563</w:t>
+            </w:r>
+          </w:p>
+        </w:tc>
+      </w:tr>
+      <w:tr>
+        <w:tc>
+          <w:tcPr>
+            <w:tcW w:type="dxa" w:w="5112"/>
+          </w:tcPr>
+          <w:p>
+            <w:r>
+              <w:t>Recall</w:t>
+            </w:r>
+          </w:p>
+        </w:tc>
+        <w:tc>
+          <w:tcPr>
+            <w:tcW w:type="dxa" w:w="5112"/>
+          </w:tcPr>
+          <w:p>
+            <w:r>
+              <w:t>0.6596</w:t>
+            </w:r>
+          </w:p>
+        </w:tc>
+      </w:tr>
+      <w:tr>
+        <w:tc>
+          <w:tcPr>
+            <w:tcW w:type="dxa" w:w="5112"/>
+          </w:tcPr>
+          <w:p>
+            <w:r>
+              <w:t>Roc Auc</w:t>
+            </w:r>
+          </w:p>
+        </w:tc>
+        <w:tc>
+          <w:tcPr>
+            <w:tcW w:type="dxa" w:w="5112"/>
+          </w:tcPr>
+          <w:p>
+            <w:r>
+              <w:t>0.7958</w:t>
+            </w:r>
+          </w:p>
+        </w:tc>
+      </w:tr>
+    </w:tbl>
+    <w:p>
+      <w:r>
+        <w:t>Training records: 1,176</w:t>
+      </w:r>
+    </w:p>
+    <w:p>
+      <w:r>
+        <w:t>Test records: 294</w:t>
+      </w:r>
+    </w:p>
+    <w:p>
+      <w:r>
+        <w:t>Confusion matrix: [[191, 56], [16, 31]]</w:t>
+      </w:r>
+    </w:p>
+    <w:p>
+      <w:pPr>
+        <w:pStyle w:val="Heading1"/>
+      </w:pPr>
+      <w:r>
+        <w:t>9. Visual Analytics</w:t>
+      </w:r>
+    </w:p>
+    <w:p>
+      <w:r>
+        <w:t>The project includes graph images generated from the current dataset. These images are also embedded in the project report and presentation so the document can be reviewed without opening the application.</w:t>
       </w:r>
     </w:p>
     <w:p>
@@ -150,7 +1045,7 @@
       <w:r>
         <w:drawing>
           <wp:inline xmlns:a="http://schemas.openxmlformats.org/drawingml/2006/main" xmlns:pic="http://schemas.openxmlformats.org/drawingml/2006/picture">
-            <wp:extent cx="5943600" cy="3714750"/>
+            <wp:extent cx="5806440" cy="3629025"/>
             <wp:docPr id="3" name="Picture 3"/>
             <wp:cNvGraphicFramePr>
               <a:graphicFrameLocks noChangeAspect="1"/>
@@ -171,7 +1066,7 @@
                   <pic:spPr>
                     <a:xfrm>
                       <a:off x="0" y="0"/>
-                      <a:ext cx="5943600" cy="3714750"/>
+                      <a:ext cx="5806440" cy="3629025"/>
                     </a:xfrm>
                     <a:prstGeom prst="rect"/>
                   </pic:spPr>
@@ -194,7 +1089,7 @@
       <w:r>
         <w:drawing>
           <wp:inline xmlns:a="http://schemas.openxmlformats.org/drawingml/2006/main" xmlns:pic="http://schemas.openxmlformats.org/drawingml/2006/picture">
-            <wp:extent cx="5943600" cy="3714750"/>
+            <wp:extent cx="5806440" cy="3629025"/>
             <wp:docPr id="4" name="Picture 4"/>
             <wp:cNvGraphicFramePr>
               <a:graphicFrameLocks noChangeAspect="1"/>
@@ -215,7 +1110,7 @@
                   <pic:spPr>
                     <a:xfrm>
                       <a:off x="0" y="0"/>
-                      <a:ext cx="5943600" cy="3714750"/>
+                      <a:ext cx="5806440" cy="3629025"/>
                     </a:xfrm>
                     <a:prstGeom prst="rect"/>
                   </pic:spPr>
@@ -238,7 +1133,7 @@
       <w:r>
         <w:drawing>
           <wp:inline xmlns:a="http://schemas.openxmlformats.org/drawingml/2006/main" xmlns:pic="http://schemas.openxmlformats.org/drawingml/2006/picture">
-            <wp:extent cx="5943600" cy="3714750"/>
+            <wp:extent cx="5806440" cy="3629025"/>
             <wp:docPr id="5" name="Picture 5"/>
             <wp:cNvGraphicFramePr>
               <a:graphicFrameLocks noChangeAspect="1"/>
@@ -259,7 +1154,7 @@
                   <pic:spPr>
                     <a:xfrm>
                       <a:off x="0" y="0"/>
-                      <a:ext cx="5943600" cy="3714750"/>
+                      <a:ext cx="5806440" cy="3629025"/>
                     </a:xfrm>
                     <a:prstGeom prst="rect"/>
                   </pic:spPr>
@@ -282,7 +1177,7 @@
       <w:r>
         <w:drawing>
           <wp:inline xmlns:a="http://schemas.openxmlformats.org/drawingml/2006/main" xmlns:pic="http://schemas.openxmlformats.org/drawingml/2006/picture">
-            <wp:extent cx="5943600" cy="3714750"/>
+            <wp:extent cx="5806440" cy="3629025"/>
             <wp:docPr id="6" name="Picture 6"/>
             <wp:cNvGraphicFramePr>
               <a:graphicFrameLocks noChangeAspect="1"/>
@@ -303,7 +1198,7 @@
                   <pic:spPr>
                     <a:xfrm>
                       <a:off x="0" y="0"/>
-                      <a:ext cx="5943600" cy="3714750"/>
+                      <a:ext cx="5806440" cy="3629025"/>
                     </a:xfrm>
                     <a:prstGeom prst="rect"/>
                   </pic:spPr>
@@ -326,7 +1221,7 @@
       <w:r>
         <w:drawing>
           <wp:inline xmlns:a="http://schemas.openxmlformats.org/drawingml/2006/main" xmlns:pic="http://schemas.openxmlformats.org/drawingml/2006/picture">
-            <wp:extent cx="5943600" cy="4245429"/>
+            <wp:extent cx="5806440" cy="4147457"/>
             <wp:docPr id="7" name="Picture 7"/>
             <wp:cNvGraphicFramePr>
               <a:graphicFrameLocks noChangeAspect="1"/>
@@ -347,7 +1242,7 @@
                   <pic:spPr>
                     <a:xfrm>
                       <a:off x="0" y="0"/>
-                      <a:ext cx="5943600" cy="4245429"/>
+                      <a:ext cx="5806440" cy="4147457"/>
                     </a:xfrm>
                     <a:prstGeom prst="rect"/>
                   </pic:spPr>
@@ -363,138 +1258,63 @@
         <w:pStyle w:val="Heading1"/>
       </w:pPr>
       <w:r>
-        <w:t>5. Model Results</w:t>
-      </w:r>
-    </w:p>
-    <w:tbl>
-      <w:tblPr>
-        <w:tblStyle w:val="TableGrid"/>
-        <w:tblW w:type="auto" w:w="0"/>
-        <w:tblLook w:firstColumn="1" w:firstRow="1" w:lastColumn="0" w:lastRow="0" w:noHBand="0" w:noVBand="1" w:val="04A0"/>
-      </w:tblPr>
-      <w:tblGrid>
-        <w:gridCol w:w="4320"/>
-        <w:gridCol w:w="4320"/>
-      </w:tblGrid>
-      <w:tr>
-        <w:tc>
-          <w:tcPr>
-            <w:tcW w:type="dxa" w:w="4320"/>
-          </w:tcPr>
-          <w:p>
-            <w:r>
-              <w:t>Metric</w:t>
-            </w:r>
-          </w:p>
-        </w:tc>
-        <w:tc>
-          <w:tcPr>
-            <w:tcW w:type="dxa" w:w="4320"/>
-          </w:tcPr>
-          <w:p>
-            <w:r>
-              <w:t>Value</w:t>
-            </w:r>
-          </w:p>
-        </w:tc>
-      </w:tr>
-      <w:tr>
-        <w:tc>
-          <w:tcPr>
-            <w:tcW w:type="dxa" w:w="4320"/>
-          </w:tcPr>
-          <w:p>
-            <w:r>
-              <w:t>Accuracy</w:t>
-            </w:r>
-          </w:p>
-        </w:tc>
-        <w:tc>
-          <w:tcPr>
-            <w:tcW w:type="dxa" w:w="4320"/>
-          </w:tcPr>
-          <w:p>
-            <w:r>
-              <w:t>0.7551</w:t>
-            </w:r>
-          </w:p>
-        </w:tc>
-      </w:tr>
-      <w:tr>
-        <w:tc>
-          <w:tcPr>
-            <w:tcW w:type="dxa" w:w="4320"/>
-          </w:tcPr>
-          <w:p>
-            <w:r>
-              <w:t>Precision</w:t>
-            </w:r>
-          </w:p>
-        </w:tc>
-        <w:tc>
-          <w:tcPr>
-            <w:tcW w:type="dxa" w:w="4320"/>
-          </w:tcPr>
-          <w:p>
-            <w:r>
-              <w:t>0.3563</w:t>
-            </w:r>
-          </w:p>
-        </w:tc>
-      </w:tr>
-      <w:tr>
-        <w:tc>
-          <w:tcPr>
-            <w:tcW w:type="dxa" w:w="4320"/>
-          </w:tcPr>
-          <w:p>
-            <w:r>
-              <w:t>Recall</w:t>
-            </w:r>
-          </w:p>
-        </w:tc>
-        <w:tc>
-          <w:tcPr>
-            <w:tcW w:type="dxa" w:w="4320"/>
-          </w:tcPr>
-          <w:p>
-            <w:r>
-              <w:t>0.6596</w:t>
-            </w:r>
-          </w:p>
-        </w:tc>
-      </w:tr>
-      <w:tr>
-        <w:tc>
-          <w:tcPr>
-            <w:tcW w:type="dxa" w:w="4320"/>
-          </w:tcPr>
-          <w:p>
-            <w:r>
-              <w:t>Roc Auc</w:t>
-            </w:r>
-          </w:p>
-        </w:tc>
-        <w:tc>
-          <w:tcPr>
-            <w:tcW w:type="dxa" w:w="4320"/>
-          </w:tcPr>
-          <w:p>
-            <w:r>
-              <w:t>0.7958</w:t>
-            </w:r>
-          </w:p>
-        </w:tc>
-      </w:tr>
-    </w:tbl>
-    <w:p>
-      <w:r>
-        <w:t>Train records: 1,176; test records: 294.</w:t>
+        <w:t>10. Frontend Features</w:t>
       </w:r>
     </w:p>
     <w:p>
+      <w:pPr>
+        <w:pStyle w:val="ListBullet"/>
+      </w:pPr>
       <w:r>
-        <w:t>Confusion matrix: [[191, 56], [16, 31]].</w:t>
+        <w:t>Dashboard-style KPI presentation.</w:t>
+      </w:r>
+    </w:p>
+    <w:p>
+      <w:pPr>
+        <w:pStyle w:val="ListBullet"/>
+      </w:pPr>
+      <w:r>
+        <w:t>Interactive attrition charts and analytical visualizations.</w:t>
+      </w:r>
+    </w:p>
+    <w:p>
+      <w:pPr>
+        <w:pStyle w:val="ListBullet"/>
+      </w:pPr>
+      <w:r>
+        <w:t>Employee-level filtering and inspection.</w:t>
+      </w:r>
+    </w:p>
+    <w:p>
+      <w:pPr>
+        <w:pStyle w:val="ListBullet"/>
+      </w:pPr>
+      <w:r>
+        <w:t>CSV upload workflow.</w:t>
+      </w:r>
+    </w:p>
+    <w:p>
+      <w:pPr>
+        <w:pStyle w:val="ListBullet"/>
+      </w:pPr>
+      <w:r>
+        <w:t>Refresh of the active dataset after upload.</w:t>
+      </w:r>
+    </w:p>
+    <w:p>
+      <w:pPr>
+        <w:pStyle w:val="ListBullet"/>
+      </w:pPr>
+      <w:r>
+        <w:t>Display of current dataset-driven employee and attrition information.</w:t>
+      </w:r>
+    </w:p>
+    <w:p>
+      <w:pPr>
+        <w:pStyle w:val="ListBullet"/>
+      </w:pPr>
+      <w:r>
+        <w:t>Use of backend API data rather than permanently fixed dashboard values.</w:t>
       </w:r>
     </w:p>
     <w:p>
@@ -502,12 +1322,55 @@
         <w:pStyle w:val="Heading1"/>
       </w:pPr>
       <w:r>
-        <w:t>6. Generated Project Files</w:t>
+        <w:t>11. Backend Features</w:t>
       </w:r>
     </w:p>
     <w:p>
+      <w:pPr>
+        <w:pStyle w:val="ListBullet"/>
+      </w:pPr>
       <w:r>
-        <w:t>The project includes the all-in-one Jupyter notebook, backend API, frontend application, input CSV, cleaned dataset, analysis figures, model metrics, employee risk scores, DOCX report, and PPTX executive summary.</w:t>
+        <w:t>CSV upload endpoint.</w:t>
+      </w:r>
+    </w:p>
+    <w:p>
+      <w:pPr>
+        <w:pStyle w:val="ListBullet"/>
+      </w:pPr>
+      <w:r>
+        <w:t>Input validation and dataset handling.</w:t>
+      </w:r>
+    </w:p>
+    <w:p>
+      <w:pPr>
+        <w:pStyle w:val="ListBullet"/>
+      </w:pPr>
+      <w:r>
+        <w:t>Current employee-data access for the frontend.</w:t>
+      </w:r>
+    </w:p>
+    <w:p>
+      <w:pPr>
+        <w:pStyle w:val="ListBullet"/>
+      </w:pPr>
+      <w:r>
+        <w:t>Dataset-dependent analysis behavior.</w:t>
+      </w:r>
+    </w:p>
+    <w:p>
+      <w:pPr>
+        <w:pStyle w:val="ListBullet"/>
+      </w:pPr>
+      <w:r>
+        <w:t>Automated test coverage for backend behavior.</w:t>
+      </w:r>
+    </w:p>
+    <w:p>
+      <w:pPr>
+        <w:pStyle w:val="ListBullet"/>
+      </w:pPr>
+      <w:r>
+        <w:t>Support for the workflow in which a newly uploaded CSV changes the analysis.</w:t>
       </w:r>
     </w:p>
     <w:p>
@@ -515,12 +1378,17 @@
         <w:pStyle w:val="Heading1"/>
       </w:pPr>
       <w:r>
-        <w:t>7. Dynamic CSV Behavior</w:t>
+        <w:t>12. Notebook</w:t>
       </w:r>
     </w:p>
     <w:p>
       <w:r>
-        <w:t>Dataset-dependent values must not be treated as hard-coded. Uploading a different compatible CSV changes the active population and causes the analytics pipeline to recompute the descriptive statistics, graphs, model results, and risk scores. The document outputs shown here represent the currently supplied CSV.</w:t>
+        <w:t>The project includes a single all-in-one Jupyter notebook containing the complete analytical workflow. It is intended to make the project easy to demonstrate, reproduce, audit, and rerun with a different CSV.</w:t>
+      </w:r>
+    </w:p>
+    <w:p>
+      <w:r>
+        <w:t>Recommended notebook flow: configure/select CSV → validate → load → clean → explore → visualize → train/evaluate model → generate risk scores → export analysis outputs.</w:t>
       </w:r>
     </w:p>
     <w:p>
@@ -528,17 +1396,171 @@
         <w:pStyle w:val="Heading1"/>
       </w:pPr>
       <w:r>
-        <w:t>8. Reproducibility</w:t>
+        <w:t>13. Project Deliverables</w:t>
+      </w:r>
+    </w:p>
+    <w:p>
+      <w:pPr>
+        <w:pStyle w:val="ListBullet"/>
+      </w:pPr>
+      <w:r>
+        <w:t>All-in-one Jupyter notebook</w:t>
+      </w:r>
+    </w:p>
+    <w:p>
+      <w:pPr>
+        <w:pStyle w:val="ListBullet"/>
+      </w:pPr>
+      <w:r>
+        <w:t>Frontend application</w:t>
+      </w:r>
+    </w:p>
+    <w:p>
+      <w:pPr>
+        <w:pStyle w:val="ListBullet"/>
+      </w:pPr>
+      <w:r>
+        <w:t>Backend API</w:t>
+      </w:r>
+    </w:p>
+    <w:p>
+      <w:pPr>
+        <w:pStyle w:val="ListBullet"/>
+      </w:pPr>
+      <w:r>
+        <w:t>Input and cleaned CSV data</w:t>
+      </w:r>
+    </w:p>
+    <w:p>
+      <w:pPr>
+        <w:pStyle w:val="ListBullet"/>
+      </w:pPr>
+      <w:r>
+        <w:t>Generated graph images</w:t>
+      </w:r>
+    </w:p>
+    <w:p>
+      <w:pPr>
+        <w:pStyle w:val="ListBullet"/>
+      </w:pPr>
+      <w:r>
+        <w:t>Analysis summary and model metrics</w:t>
+      </w:r>
+    </w:p>
+    <w:p>
+      <w:pPr>
+        <w:pStyle w:val="ListBullet"/>
+      </w:pPr>
+      <w:r>
+        <w:t>Employee risk scores</w:t>
+      </w:r>
+    </w:p>
+    <w:p>
+      <w:pPr>
+        <w:pStyle w:val="ListBullet"/>
+      </w:pPr>
+      <w:r>
+        <w:t>Comprehensive DOCX project report</w:t>
+      </w:r>
+    </w:p>
+    <w:p>
+      <w:pPr>
+        <w:pStyle w:val="ListBullet"/>
+      </w:pPr>
+      <w:r>
+        <w:t>Executive PPTX presentation</w:t>
+      </w:r>
+    </w:p>
+    <w:p>
+      <w:pPr>
+        <w:pStyle w:val="ListBullet"/>
+      </w:pPr>
+      <w:r>
+        <w:t>Testing/validation documentation</w:t>
+      </w:r>
+    </w:p>
+    <w:p>
+      <w:pPr>
+        <w:pStyle w:val="Heading1"/>
+      </w:pPr>
+      <w:r>
+        <w:t>14. Interpretation &amp; Limitations</w:t>
       </w:r>
     </w:p>
     <w:p>
       <w:r>
-        <w:t>Run the all-in-one notebook to regenerate the figures, analysis summary, metrics, and risk scores. The backend upload endpoint provides the application-side path for loading a new CSV.</w:t>
+        <w:t>Attrition modeling identifies statistical patterns in the supplied dataset; model probabilities should not be treated as certain outcomes about individual employees. Results depend on the quality, structure, time period, population, and feature availability of the uploaded CSV.</w:t>
+      </w:r>
+    </w:p>
+    <w:p>
+      <w:r>
+        <w:t>If a different CSV has different column names or lacks the required target/features, the project may need a compatible mapping or configuration before the complete modeling workflow can run.</w:t>
+      </w:r>
+    </w:p>
+    <w:p>
+      <w:pPr>
+        <w:pStyle w:val="Heading1"/>
+      </w:pPr>
+      <w:r>
+        <w:t>15. Reproducibility &amp; Usage</w:t>
+      </w:r>
+    </w:p>
+    <w:p>
+      <w:pPr>
+        <w:pStyle w:val="ListNumber"/>
+      </w:pPr>
+      <w:r>
+        <w:t>Open the all-in-one notebook.</w:t>
+      </w:r>
+    </w:p>
+    <w:p>
+      <w:pPr>
+        <w:pStyle w:val="ListNumber"/>
+      </w:pPr>
+      <w:r>
+        <w:t>Select or replace the CSV input.</w:t>
+      </w:r>
+    </w:p>
+    <w:p>
+      <w:pPr>
+        <w:pStyle w:val="ListNumber"/>
+      </w:pPr>
+      <w:r>
+        <w:t>Run the notebook from the beginning to regenerate the analysis.</w:t>
+      </w:r>
+    </w:p>
+    <w:p>
+      <w:pPr>
+        <w:pStyle w:val="ListNumber"/>
+      </w:pPr>
+      <w:r>
+        <w:t>For application use, start the backend and frontend and upload the CSV through the dashboard.</w:t>
+      </w:r>
+    </w:p>
+    <w:p>
+      <w:pPr>
+        <w:pStyle w:val="ListNumber"/>
+      </w:pPr>
+      <w:r>
+        <w:t>Review the regenerated figures, metrics, risk scores, DOCX report, and PPTX presentation.</w:t>
+      </w:r>
+    </w:p>
+    <w:p>
+      <w:pPr>
+        <w:pStyle w:val="Heading1"/>
+      </w:pPr>
+      <w:r>
+        <w:t>16. Conclusion</w:t>
+      </w:r>
+    </w:p>
+    <w:p>
+      <w:r>
+        <w:t>This project provides an end-to-end HR attrition analytics workflow: data ingestion, preparation, exploration, visualization, predictive modeling, risk scoring, API integration, interactive frontend presentation, and professional reporting. Its key design principle is that the analysis is driven by the active CSV, allowing the same project to be reused for a different compatible employee dataset.</w:t>
       </w:r>
     </w:p>
     <w:sectPr>
       <w:pgSz w:w="12240" w:h="15840"/>
-      <w:pgMar w:top="1440" w:right="1800" w:bottom="1440" w:left="1800" w:header="720" w:footer="720" w:gutter="0"/>
+      <w:pgMar w:top="936" w:right="1008" w:bottom="936" w:left="1008" w:header="720" w:footer="720" w:gutter="0"/>
       <w:cols w:space="720"/>
       <w:docGrid w:linePitch="360"/>
     </w:sectPr>
@@ -909,6 +1931,10 @@
     <w:name w:val="Normal"/>
     <w:qFormat/>
     <w:rsid w:val="00FC693F"/>
+    <w:rPr>
+      <w:rFonts w:ascii="Aptos" w:hAnsi="Aptos"/>
+      <w:sz w:val="21"/>
+    </w:rPr>
   </w:style>
   <w:style w:type="paragraph" w:styleId="Header">
     <w:name w:val="header"/>
@@ -969,11 +1995,11 @@
       <w:outlineLvl w:val="0"/>
     </w:pPr>
     <w:rPr>
-      <w:rFonts w:asciiTheme="majorHAnsi" w:eastAsiaTheme="majorEastAsia" w:hAnsiTheme="majorHAnsi" w:cstheme="majorBidi"/>
+      <w:rFonts w:asciiTheme="majorHAnsi" w:eastAsiaTheme="majorEastAsia" w:hAnsiTheme="majorHAnsi" w:cstheme="majorBidi" w:ascii="Aptos Display" w:hAnsi="Aptos Display"/>
       <w:b/>
       <w:bCs/>
       <w:color w:val="365F91" w:themeColor="accent1" w:themeShade="BF"/>
-      <w:sz w:val="28"/>
+      <w:sz w:val="36"/>
       <w:szCs w:val="28"/>
     </w:rPr>
   </w:style>
@@ -993,7 +2019,7 @@
       <w:outlineLvl w:val="1"/>
     </w:pPr>
     <w:rPr>
-      <w:rFonts w:asciiTheme="majorHAnsi" w:eastAsiaTheme="majorEastAsia" w:hAnsiTheme="majorHAnsi" w:cstheme="majorBidi"/>
+      <w:rFonts w:asciiTheme="majorHAnsi" w:eastAsiaTheme="majorEastAsia" w:hAnsiTheme="majorHAnsi" w:cstheme="majorBidi" w:ascii="Aptos Display" w:hAnsi="Aptos Display"/>
       <w:b/>
       <w:bCs/>
       <w:color w:val="4F81BD" w:themeColor="accent1"/>
@@ -1258,11 +2284,11 @@
       <w:contextualSpacing/>
     </w:pPr>
     <w:rPr>
-      <w:rFonts w:asciiTheme="majorHAnsi" w:eastAsiaTheme="majorEastAsia" w:hAnsiTheme="majorHAnsi" w:cstheme="majorBidi"/>
+      <w:rFonts w:asciiTheme="majorHAnsi" w:eastAsiaTheme="majorEastAsia" w:hAnsiTheme="majorHAnsi" w:cstheme="majorBidi" w:ascii="Aptos Display" w:hAnsi="Aptos Display"/>
       <w:color w:val="17365D" w:themeColor="text2" w:themeShade="BF"/>
       <w:spacing w:val="5"/>
       <w:kern w:val="28"/>
-      <w:sz w:val="52"/>
+      <w:sz w:val="56"/>
       <w:szCs w:val="52"/>
     </w:rPr>
   </w:style>
